--- a/prosedurler/EMS.ÜR.TL.05.04. Printing Instruction.docx
+++ b/prosedurler/EMS.ÜR.TL.05.04. Printing Instruction.docx
@@ -2195,69 +2195,6 @@
                 <w:color w:val="000000"/>
                 <w:lang w:val="en-GB" w:eastAsia="en-GB"/>
               </w:rPr>
-              <w:drawing>
-                <wp:anchor distT="0" distB="0" distL="114300" distR="114300" simplePos="0" relativeHeight="251658240" behindDoc="0" locked="0" layoutInCell="1" allowOverlap="1" wp14:anchorId="168E1990" wp14:editId="230A926C">
-                  <wp:simplePos x="0" y="0"/>
-                  <wp:positionH relativeFrom="column">
-                    <wp:posOffset>-143510</wp:posOffset>
-                  </wp:positionH>
-                  <wp:positionV relativeFrom="paragraph">
-                    <wp:posOffset>153670</wp:posOffset>
-                  </wp:positionV>
-                  <wp:extent cx="1569720" cy="1046480"/>
-                  <wp:effectExtent l="0" t="0" r="0" b="0"/>
-                  <wp:wrapNone/>
-                  <wp:docPr id="1968470152" name="Resim 1"/>
-                  <wp:cNvGraphicFramePr>
-                    <a:graphicFrameLocks xmlns:a="http://schemas.openxmlformats.org/drawingml/2006/main" noChangeAspect="1"/>
-                  </wp:cNvGraphicFramePr>
-                  <a:graphic xmlns:a="http://schemas.openxmlformats.org/drawingml/2006/main">
-                    <a:graphicData uri="http://schemas.openxmlformats.org/drawingml/2006/picture">
-                      <pic:pic xmlns:pic="http://schemas.openxmlformats.org/drawingml/2006/picture">
-                        <pic:nvPicPr>
-                          <pic:cNvPr id="1968470152" name="Resim 1968470152"/>
-                          <pic:cNvPicPr/>
-                        </pic:nvPicPr>
-                        <pic:blipFill>
-                          <a:blip r:embed="rId9" cstate="print">
-                            <a:extLst>
-                              <a:ext uri="{28A0092B-C50C-407E-A947-70E740481C1C}">
-                                <a14:useLocalDpi xmlns:a14="http://schemas.microsoft.com/office/drawing/2010/main" val="0"/>
-                              </a:ext>
-                            </a:extLst>
-                          </a:blip>
-                          <a:stretch>
-                            <a:fillRect/>
-                          </a:stretch>
-                        </pic:blipFill>
-                        <pic:spPr>
-                          <a:xfrm>
-                            <a:off x="0" y="0"/>
-                            <a:ext cx="1569720" cy="1046480"/>
-                          </a:xfrm>
-                          <a:prstGeom prst="rect">
-                            <a:avLst/>
-                          </a:prstGeom>
-                        </pic:spPr>
-                      </pic:pic>
-                    </a:graphicData>
-                  </a:graphic>
-                  <wp14:sizeRelH relativeFrom="page">
-                    <wp14:pctWidth>0</wp14:pctWidth>
-                  </wp14:sizeRelH>
-                  <wp14:sizeRelV relativeFrom="page">
-                    <wp14:pctHeight>0</wp14:pctHeight>
-                  </wp14:sizeRelV>
-                </wp:anchor>
-              </w:drawing>
-            </w:r>
-            <w:r>
-              <w:rPr>
-                <w:rFonts w:ascii="Calibri" w:eastAsia="Times New Roman" w:hAnsi="Calibri" w:cs="Calibri"/>
-                <w:noProof/>
-                <w:color w:val="000000"/>
-                <w:lang w:val="en-GB" w:eastAsia="en-GB"/>
-              </w:rPr>
               <w:t>Kalite Güvence Müdürü</w:t>
             </w:r>
           </w:p>
@@ -2298,7 +2235,7 @@
                 <w:szCs w:val="18"/>
                 <w:lang w:val="en-GB" w:eastAsia="en-GB"/>
               </w:rPr>
-              <w:t>ABDULLAH BAYDOGAN</w:t>
+              <w:t>ABDULLAH BAYDOĞAN</w:t>
             </w:r>
           </w:p>
         </w:tc>
@@ -2470,7 +2407,7 @@
               <w:bottom w:val="single" w:sz="4" w:space="0" w:color="auto"/>
               <w:right w:val="single" w:sz="4" w:space="0" w:color="auto"/>
             </w:tcBorders>
-            <w:vAlign w:val="bottom"/>
+            <w:vAlign w:val="center"/>
           </w:tcPr>
           <w:p>
             <w:pPr>
@@ -2483,6 +2420,43 @@
                 <w:lang w:val="en-GB" w:eastAsia="en-GB"/>
               </w:rPr>
             </w:pPr>
+            <w:r>
+              <w:drawing>
+                <wp:inline distT="0" distB="0" distL="0" distR="0">
+                  <wp:extent cx="659218" cy="566928"/>
+                  <wp:effectExtent l="0" t="0" r="0" b="0"/>
+                  <wp:docPr id="900102" name="Imza Ali Kaan Genc"/>
+                  <wp:cNvGraphicFramePr>
+                    <a:graphicFrameLocks xmlns:a="http://schemas.openxmlformats.org/drawingml/2006/main" noChangeAspect="1"/>
+                  </wp:cNvGraphicFramePr>
+                  <a:graphic xmlns:a="http://schemas.openxmlformats.org/drawingml/2006/main">
+                    <a:graphicData uri="http://schemas.openxmlformats.org/drawingml/2006/picture">
+                      <pic:pic xmlns:pic="http://schemas.openxmlformats.org/drawingml/2006/picture">
+                        <pic:nvPicPr>
+                          <pic:cNvPr id="900102" name="Imza Ali Kaan Genc"/>
+                          <pic:cNvPicPr/>
+                        </pic:nvPicPr>
+                        <pic:blipFill>
+                          <a:blip r:embed="sigAliKaan"/>
+                          <a:stretch>
+                            <a:fillRect/>
+                          </a:stretch>
+                        </pic:blipFill>
+                        <pic:spPr>
+                          <a:xfrm>
+                            <a:off x="0" y="0"/>
+                            <a:ext cx="659218" cy="566928"/>
+                          </a:xfrm>
+                          <a:prstGeom prst="rect">
+                            <a:avLst/>
+                          </a:prstGeom>
+                        </pic:spPr>
+                      </pic:pic>
+                    </a:graphicData>
+                  </a:graphic>
+                </wp:inline>
+              </w:drawing>
+            </w:r>
           </w:p>
         </w:tc>
         <w:tc>
@@ -2520,7 +2494,7 @@
               <w:bottom w:val="single" w:sz="4" w:space="0" w:color="auto"/>
               <w:right w:val="single" w:sz="4" w:space="0" w:color="auto"/>
             </w:tcBorders>
-            <w:vAlign w:val="bottom"/>
+            <w:vAlign w:val="center"/>
           </w:tcPr>
           <w:p>
             <w:pPr>
@@ -2533,6 +2507,43 @@
                 <w:lang w:val="en-GB" w:eastAsia="en-GB"/>
               </w:rPr>
             </w:pPr>
+            <w:r>
+              <w:drawing>
+                <wp:inline distT="0" distB="0" distL="0" distR="0">
+                  <wp:extent cx="850392" cy="566928"/>
+                  <wp:effectExtent l="0" t="0" r="0" b="0"/>
+                  <wp:docPr id="900104" name="Imza Abdullah Baydogan"/>
+                  <wp:cNvGraphicFramePr>
+                    <a:graphicFrameLocks xmlns:a="http://schemas.openxmlformats.org/drawingml/2006/main" noChangeAspect="1"/>
+                  </wp:cNvGraphicFramePr>
+                  <a:graphic xmlns:a="http://schemas.openxmlformats.org/drawingml/2006/main">
+                    <a:graphicData uri="http://schemas.openxmlformats.org/drawingml/2006/picture">
+                      <pic:pic xmlns:pic="http://schemas.openxmlformats.org/drawingml/2006/picture">
+                        <pic:nvPicPr>
+                          <pic:cNvPr id="900104" name="Imza Abdullah Baydogan"/>
+                          <pic:cNvPicPr/>
+                        </pic:nvPicPr>
+                        <pic:blipFill>
+                          <a:blip r:embed="rId9"/>
+                          <a:stretch>
+                            <a:fillRect/>
+                          </a:stretch>
+                        </pic:blipFill>
+                        <pic:spPr>
+                          <a:xfrm>
+                            <a:off x="0" y="0"/>
+                            <a:ext cx="850392" cy="566928"/>
+                          </a:xfrm>
+                          <a:prstGeom prst="rect">
+                            <a:avLst/>
+                          </a:prstGeom>
+                        </pic:spPr>
+                      </pic:pic>
+                    </a:graphicData>
+                  </a:graphic>
+                </wp:inline>
+              </w:drawing>
+            </w:r>
           </w:p>
         </w:tc>
         <w:tc>
@@ -2570,7 +2581,7 @@
               <w:bottom w:val="single" w:sz="4" w:space="0" w:color="auto"/>
               <w:right w:val="single" w:sz="4" w:space="0" w:color="auto"/>
             </w:tcBorders>
-            <w:vAlign w:val="bottom"/>
+            <w:vAlign w:val="center"/>
           </w:tcPr>
           <w:p>
             <w:pPr>
@@ -2583,6 +2594,43 @@
                 <w:lang w:val="en-GB" w:eastAsia="en-GB"/>
               </w:rPr>
             </w:pPr>
+            <w:r>
+              <w:drawing>
+                <wp:inline distT="0" distB="0" distL="0" distR="0">
+                  <wp:extent cx="944879" cy="566928"/>
+                  <wp:effectExtent l="0" t="0" r="0" b="0"/>
+                  <wp:docPr id="900106" name="Imza Fatih Salbars"/>
+                  <wp:cNvGraphicFramePr>
+                    <a:graphicFrameLocks xmlns:a="http://schemas.openxmlformats.org/drawingml/2006/main" noChangeAspect="1"/>
+                  </wp:cNvGraphicFramePr>
+                  <a:graphic xmlns:a="http://schemas.openxmlformats.org/drawingml/2006/main">
+                    <a:graphicData uri="http://schemas.openxmlformats.org/drawingml/2006/picture">
+                      <pic:pic xmlns:pic="http://schemas.openxmlformats.org/drawingml/2006/picture">
+                        <pic:nvPicPr>
+                          <pic:cNvPr id="900106" name="Imza Fatih Salbars"/>
+                          <pic:cNvPicPr/>
+                        </pic:nvPicPr>
+                        <pic:blipFill>
+                          <a:blip r:embed="sigFatih"/>
+                          <a:stretch>
+                            <a:fillRect/>
+                          </a:stretch>
+                        </pic:blipFill>
+                        <pic:spPr>
+                          <a:xfrm>
+                            <a:off x="0" y="0"/>
+                            <a:ext cx="944879" cy="566928"/>
+                          </a:xfrm>
+                          <a:prstGeom prst="rect">
+                            <a:avLst/>
+                          </a:prstGeom>
+                        </pic:spPr>
+                      </pic:pic>
+                    </a:graphicData>
+                  </a:graphic>
+                </wp:inline>
+              </w:drawing>
+            </w:r>
           </w:p>
         </w:tc>
       </w:tr>

--- a/prosedurler/EMS.ÜR.TL.05.04. Printing Instruction.docx
+++ b/prosedurler/EMS.ÜR.TL.05.04. Printing Instruction.docx
@@ -32,7 +32,7 @@
           <w:sz w:val="24"/>
           <w:szCs w:val="24"/>
         </w:rPr>
-        <w:t xml:space="preserve">This instruction describes how screen and heat-transfer printing is carried out at EMS, so that prints match the approved strike-off in colour, position and fastness, and printing chemicals are handled safely.</w:t>
+        <w:t xml:space="preserve">This instruction describes how artwork and the first sample are approved and how screen and heat-transfer printing is carried out, cured and checked at Eroglu Knitting (EMS), so that prints match the approved strike-off in colour, position and fastness, and printing chemicals are handled safely. It covers the topics of the QMS printing instructions TLM-BAS-01 (artwork and first sample approval) and TLM-BAS-02 (print temperature, time and pressure).</w:t>
       </w:r>
     </w:p>
     <w:p>
@@ -73,7 +73,7 @@
           <w:sz w:val="24"/>
           <w:szCs w:val="24"/>
         </w:rPr>
-        <w:t xml:space="preserve">It applies to manual and automatic screen printing carousels, flash and tunnel dryers, heat-transfer presses, the screen preparation room and all printing staff.</w:t>
+        <w:t xml:space="preserve">It applies to manual and automatic screen printing carousels, flash and tunnel dryers, curing ovens, heat-transfer presses, the screen preparation room and all printing staff, from artwork approval to delivery of printed panels to sewing. Screen preparation and ink mixing details are also covered by EMS.ÜR.TL.05.10. Screen Preparation and Printing Ink Mixing Instruction.</w:t>
       </w:r>
     </w:p>
     <w:p>
@@ -132,7 +132,7 @@
           <w:sz w:val="24"/>
           <w:szCs w:val="24"/>
         </w:rPr>
-        <w:t xml:space="preserve"> Checks the approved strike-off, ink recipe and print parameters, and approves the first print.</w:t>
+        <w:t xml:space="preserve"> Checks the approved strike-off, ink recipe and print parameters, approves the first print, manages shift records and opens the DOP (CAPA) when limits are exceeded.</w:t>
       </w:r>
     </w:p>
     <w:p>
@@ -166,7 +166,7 @@
           <w:sz w:val="24"/>
           <w:szCs w:val="24"/>
         </w:rPr>
-        <w:t xml:space="preserve"> Prepare screens and inks according to the approved recipe and label all ink containers.</w:t>
+        <w:t xml:space="preserve"> Prepare screens and inks according to the approved recipe, record ink batch numbers and mixing ratios, and label all ink containers.</w:t>
       </w:r>
     </w:p>
     <w:p>
@@ -200,7 +200,7 @@
           <w:sz w:val="24"/>
           <w:szCs w:val="24"/>
         </w:rPr>
-        <w:t xml:space="preserve"> Load, print, cure and unload panels according to this instruction.</w:t>
+        <w:t xml:space="preserve"> Load, print, cure and unload panels according to this instruction and apply the set values.</w:t>
       </w:r>
     </w:p>
     <w:p>
@@ -244,6 +244,108 @@
         <w:ind w:left="709" w:right="0"/>
         <w:jc w:val="both"/>
       </w:pPr>
+      <w:r>
+        <w:rPr>
+          <w:rFonts w:ascii="Calibri" w:hAnsi="Calibri" w:cs="Arial"/>
+          <w:sz w:val="24"/>
+          <w:szCs w:val="24"/>
+        </w:rPr>
+        <w:t xml:space="preserve">• </w:t>
+      </w:r>
+      <w:r>
+        <w:rPr>
+          <w:rFonts w:ascii="Calibri" w:hAnsi="Calibri" w:cs="Arial"/>
+          <w:b/>
+          <w:bCs/>
+          <w:sz w:val="24"/>
+          <w:szCs w:val="24"/>
+        </w:rPr>
+        <w:t xml:space="preserve">Laboratory:</w:t>
+      </w:r>
+      <w:r>
+        <w:rPr>
+          <w:rFonts w:ascii="Calibri" w:hAnsi="Calibri" w:cs="Arial"/>
+          <w:sz w:val="24"/>
+          <w:szCs w:val="24"/>
+        </w:rPr>
+        <w:t xml:space="preserve"> Tests rubbing and washing fastness and adhesion on samples from each lot and reports the results.</w:t>
+      </w:r>
+    </w:p>
+    <w:p>
+      <w:pPr>
+        <w:pStyle w:val="ListeParagraf"/>
+        <w:spacing w:after="80"/>
+        <w:ind w:left="709" w:right="0"/>
+        <w:jc w:val="both"/>
+      </w:pPr>
+      <w:r>
+        <w:rPr>
+          <w:rFonts w:ascii="Calibri" w:hAnsi="Calibri" w:cs="Arial"/>
+          <w:sz w:val="24"/>
+          <w:szCs w:val="24"/>
+        </w:rPr>
+        <w:t xml:space="preserve">• </w:t>
+      </w:r>
+      <w:r>
+        <w:rPr>
+          <w:rFonts w:ascii="Calibri" w:hAnsi="Calibri" w:cs="Arial"/>
+          <w:b/>
+          <w:bCs/>
+          <w:sz w:val="24"/>
+          <w:szCs w:val="24"/>
+        </w:rPr>
+        <w:t xml:space="preserve">QA Manager:</w:t>
+      </w:r>
+      <w:r>
+        <w:rPr>
+          <w:rFonts w:ascii="Calibri" w:hAnsi="Calibri" w:cs="Arial"/>
+          <w:sz w:val="24"/>
+          <w:szCs w:val="24"/>
+        </w:rPr>
+        <w:t xml:space="preserve"> Gives the artwork and first sample approval, decides on acceptance, rejection and release of lots, and manages the DOP (CAPA) process.</w:t>
+      </w:r>
+    </w:p>
+    <w:p>
+      <w:pPr>
+        <w:pStyle w:val="ListeParagraf"/>
+        <w:spacing w:after="80"/>
+        <w:ind w:left="709" w:right="0"/>
+        <w:jc w:val="both"/>
+      </w:pPr>
+      <w:r>
+        <w:rPr>
+          <w:rFonts w:ascii="Calibri" w:hAnsi="Calibri" w:cs="Arial"/>
+          <w:sz w:val="24"/>
+          <w:szCs w:val="24"/>
+        </w:rPr>
+        <w:t xml:space="preserve">• </w:t>
+      </w:r>
+      <w:r>
+        <w:rPr>
+          <w:rFonts w:ascii="Calibri" w:hAnsi="Calibri" w:cs="Arial"/>
+          <w:b/>
+          <w:bCs/>
+          <w:sz w:val="24"/>
+          <w:szCs w:val="24"/>
+        </w:rPr>
+        <w:t xml:space="preserve">Chemical Management Officer:</w:t>
+      </w:r>
+      <w:r>
+        <w:rPr>
+          <w:rFonts w:ascii="Calibri" w:hAnsi="Calibri" w:cs="Arial"/>
+          <w:sz w:val="24"/>
+          <w:szCs w:val="24"/>
+        </w:rPr>
+        <w:t xml:space="preserve"> Checks that inks and chemicals conform to the ZDHC MRSL and customer RSL and withdraws nonconforming chemicals from use.</w:t>
+      </w:r>
+    </w:p>
+    <w:p>
+      <w:pPr>
+        <w:pStyle w:val="ListeParagraf"/>
+        <w:spacing w:after="80"/>
+        <w:ind w:left="709" w:right="0"/>
+        <w:jc w:val="both"/>
+      </w:pPr>
     </w:p>
     <w:p>
       <w:pPr>
@@ -337,6 +439,108 @@
         <w:ind w:left="709" w:right="0"/>
         <w:jc w:val="both"/>
       </w:pPr>
+      <w:r>
+        <w:rPr>
+          <w:rFonts w:ascii="Calibri" w:hAnsi="Calibri" w:cs="Arial"/>
+          <w:sz w:val="24"/>
+          <w:szCs w:val="24"/>
+        </w:rPr>
+        <w:t xml:space="preserve">• </w:t>
+      </w:r>
+      <w:r>
+        <w:rPr>
+          <w:rFonts w:ascii="Calibri" w:hAnsi="Calibri" w:cs="Arial"/>
+          <w:b/>
+          <w:bCs/>
+          <w:sz w:val="24"/>
+          <w:szCs w:val="24"/>
+        </w:rPr>
+        <w:t xml:space="preserve">Registration:</w:t>
+      </w:r>
+      <w:r>
+        <w:rPr>
+          <w:rFonts w:ascii="Calibri" w:hAnsi="Calibri" w:cs="Arial"/>
+          <w:sz w:val="24"/>
+          <w:szCs w:val="24"/>
+        </w:rPr>
+        <w:t xml:space="preserve"> The exact alignment of the colours or layers of a print.</w:t>
+      </w:r>
+    </w:p>
+    <w:p>
+      <w:pPr>
+        <w:pStyle w:val="ListeParagraf"/>
+        <w:spacing w:after="80"/>
+        <w:ind w:left="709" w:right="0"/>
+        <w:jc w:val="both"/>
+      </w:pPr>
+      <w:r>
+        <w:rPr>
+          <w:rFonts w:ascii="Calibri" w:hAnsi="Calibri" w:cs="Arial"/>
+          <w:sz w:val="24"/>
+          <w:szCs w:val="24"/>
+        </w:rPr>
+        <w:t xml:space="preserve">• </w:t>
+      </w:r>
+      <w:r>
+        <w:rPr>
+          <w:rFonts w:ascii="Calibri" w:hAnsi="Calibri" w:cs="Arial"/>
+          <w:b/>
+          <w:bCs/>
+          <w:sz w:val="24"/>
+          <w:szCs w:val="24"/>
+        </w:rPr>
+        <w:t xml:space="preserve">ΔE:</w:t>
+      </w:r>
+      <w:r>
+        <w:rPr>
+          <w:rFonts w:ascii="Calibri" w:hAnsi="Calibri" w:cs="Arial"/>
+          <w:sz w:val="24"/>
+          <w:szCs w:val="24"/>
+        </w:rPr>
+        <w:t xml:space="preserve"> The numerical value of the colour difference between the approved sample and the production print.</w:t>
+      </w:r>
+    </w:p>
+    <w:p>
+      <w:pPr>
+        <w:pStyle w:val="ListeParagraf"/>
+        <w:spacing w:after="80"/>
+        <w:ind w:left="709" w:right="0"/>
+        <w:jc w:val="both"/>
+      </w:pPr>
+      <w:r>
+        <w:rPr>
+          <w:rFonts w:ascii="Calibri" w:hAnsi="Calibri" w:cs="Arial"/>
+          <w:sz w:val="24"/>
+          <w:szCs w:val="24"/>
+        </w:rPr>
+        <w:t xml:space="preserve">• </w:t>
+      </w:r>
+      <w:r>
+        <w:rPr>
+          <w:rFonts w:ascii="Calibri" w:hAnsi="Calibri" w:cs="Arial"/>
+          <w:b/>
+          <w:bCs/>
+          <w:sz w:val="24"/>
+          <w:szCs w:val="24"/>
+        </w:rPr>
+        <w:t xml:space="preserve">DOP (CAPA):</w:t>
+      </w:r>
+      <w:r>
+        <w:rPr>
+          <w:rFonts w:ascii="Calibri" w:hAnsi="Calibri" w:cs="Arial"/>
+          <w:sz w:val="24"/>
+          <w:szCs w:val="24"/>
+        </w:rPr>
+        <w:t xml:space="preserve"> Corrective and preventive action.</w:t>
+      </w:r>
+    </w:p>
+    <w:p>
+      <w:pPr>
+        <w:pStyle w:val="ListeParagraf"/>
+        <w:spacing w:after="80"/>
+        <w:ind w:left="709" w:right="0"/>
+        <w:jc w:val="both"/>
+      </w:pPr>
     </w:p>
     <w:p>
       <w:pPr>
@@ -369,7 +573,7 @@
           <w:sz w:val="24"/>
           <w:szCs w:val="24"/>
         </w:rPr>
-        <w:t xml:space="preserve">1. BEFORE STARTING</w:t>
+        <w:t xml:space="preserve">1. ARTWORK AND FIRST SAMPLE APPROVAL</w:t>
       </w:r>
     </w:p>
     <w:p>
@@ -385,7 +589,7 @@
           <w:sz w:val="24"/>
           <w:szCs w:val="24"/>
         </w:rPr>
-        <w:t xml:space="preserve">1.1. Check the print order, approved strike-off, artwork position and ink recipe; use only inks on the approved chemical list and conforming to ZDHC MRSL.</w:t>
+        <w:t xml:space="preserve">1.1. Compare the artwork file, colour reference (Pantone or customer reference) and placement dimensions with the technical sheet before any screen or programme is prepared.</w:t>
       </w:r>
     </w:p>
     <w:p>
@@ -401,7 +605,7 @@
           <w:sz w:val="24"/>
           <w:szCs w:val="24"/>
         </w:rPr>
-        <w:t xml:space="preserve">1.2. Check screens for pinholes, correct mesh and registration; label every ink container with name, colour, date and hazard symbol.</w:t>
+        <w:t xml:space="preserve">1.2. Produce the first sample print and check colour, position, hand feel and dimensions; record the results on the Print and Embroidery Approval Form (EMS.QA.FRM.03.05).</w:t>
       </w:r>
     </w:p>
     <w:p>
@@ -417,7 +621,23 @@
           <w:sz w:val="24"/>
           <w:szCs w:val="24"/>
         </w:rPr>
-        <w:t xml:space="preserve">1.3. Set dryer or press temperature and time as specified in the approved recipe and verify with a temperature strip or thermometer.</w:t>
+        <w:t xml:space="preserve">1.3. Obtain the written customer approval and keep it in the order file; bulk printing does not start with an unapproved sample.</w:t>
+      </w:r>
+    </w:p>
+    <w:p>
+      <w:pPr>
+        <w:pStyle w:val="ListeParagraf"/>
+        <w:spacing w:after="80"/>
+        <w:ind w:left="709" w:right="0"/>
+        <w:jc w:val="both"/>
+      </w:pPr>
+      <w:r>
+        <w:rPr>
+          <w:rFonts w:ascii="Calibri" w:hAnsi="Calibri" w:cs="Arial"/>
+          <w:sz w:val="24"/>
+          <w:szCs w:val="24"/>
+        </w:rPr>
+        <w:t xml:space="preserve">1.4. Any artwork or colour change after approval is recorded in a change record and communicated to the departments concerned.</w:t>
       </w:r>
     </w:p>
     <w:p>
@@ -442,7 +662,7 @@
           <w:sz w:val="24"/>
           <w:szCs w:val="24"/>
         </w:rPr>
-        <w:t xml:space="preserve">2. OPERATION</w:t>
+        <w:t xml:space="preserve">2. BEFORE STARTING</w:t>
       </w:r>
     </w:p>
     <w:p>
@@ -458,7 +678,7 @@
           <w:sz w:val="24"/>
           <w:szCs w:val="24"/>
         </w:rPr>
-        <w:t xml:space="preserve">2.1. Print a first piece, compare it with the strike-off under the light box and get supervisor approval before bulk printing.</w:t>
+        <w:t xml:space="preserve">2.1. Check the print order, approved strike-off, artwork position and ink recipe; use only inks on the approved chemical list and conforming to ZDHC MRSL and the customer RSL; keep the safety data sheets (SDS) available in the section.</w:t>
       </w:r>
     </w:p>
     <w:p>
@@ -474,7 +694,7 @@
           <w:sz w:val="24"/>
           <w:szCs w:val="24"/>
         </w:rPr>
-        <w:t xml:space="preserve">2.2. Keep panels in bundle order and size; do not mix shade lots or sizes on the carousel.</w:t>
+        <w:t xml:space="preserve">2.2. Check screens for pinholes, correct mesh, tension and registration; label every ink container with name, colour, date, batch number and hazard symbol; opened inks are kept within shelf life and storage conditions.</w:t>
       </w:r>
     </w:p>
     <w:p>
@@ -490,7 +710,7 @@
           <w:sz w:val="24"/>
           <w:szCs w:val="24"/>
         </w:rPr>
-        <w:t xml:space="preserve">2.3. Check print position, colour and curing regularly; QC carries out stretch, rub and wash tests on samples from each lot.</w:t>
+        <w:t xml:space="preserve">2.3. Prepare the ink mix according to the recipe and record batch number and mixing ratio.</w:t>
       </w:r>
     </w:p>
     <w:p>
@@ -506,7 +726,7 @@
           <w:sz w:val="24"/>
           <w:szCs w:val="24"/>
         </w:rPr>
-        <w:t xml:space="preserve">2.4. Separate defective panels, record them and return printed panels to sewing with their bundle tickets.</w:t>
+        <w:t xml:space="preserve">2.4. Set dryer, oven or press temperature, time and pressure as specified in the approved recipe and the ink manufacturer's technical sheet and verify with a temperature strip, thermometer, timer or manometer at the start of each shift and at each lot change (tolerance example: temperature ± 5 °C, time and pressure ± 5%; limits are defined in the customer specification/company policy).</w:t>
       </w:r>
     </w:p>
     <w:p>
@@ -531,7 +751,144 @@
           <w:sz w:val="24"/>
           <w:szCs w:val="24"/>
         </w:rPr>
-        <w:t xml:space="preserve">3. SAFETY RULES / PROHIBITIONS</w:t>
+        <w:t xml:space="preserve">3. OPERATION</w:t>
+      </w:r>
+    </w:p>
+    <w:p>
+      <w:pPr>
+        <w:pStyle w:val="ListeParagraf"/>
+        <w:spacing w:after="80"/>
+        <w:ind w:left="709" w:right="0"/>
+        <w:jc w:val="both"/>
+      </w:pPr>
+      <w:r>
+        <w:rPr>
+          <w:rFonts w:ascii="Calibri" w:hAnsi="Calibri" w:cs="Arial"/>
+          <w:sz w:val="24"/>
+          <w:szCs w:val="24"/>
+        </w:rPr>
+        <w:t xml:space="preserve">3.1. Print a first piece, compare it with the strike-off under the light box (target ΔE ≤ 1.5) and get supervisor approval before bulk printing.</w:t>
+      </w:r>
+    </w:p>
+    <w:p>
+      <w:pPr>
+        <w:pStyle w:val="ListeParagraf"/>
+        <w:spacing w:after="80"/>
+        <w:ind w:left="709" w:right="0"/>
+        <w:jc w:val="both"/>
+      </w:pPr>
+      <w:r>
+        <w:rPr>
+          <w:rFonts w:ascii="Calibri" w:hAnsi="Calibri" w:cs="Arial"/>
+          <w:sz w:val="24"/>
+          <w:szCs w:val="24"/>
+        </w:rPr>
+        <w:t xml:space="preserve">3.2. Keep panels in bundle order and size; do not mix shade lots or sizes on the carousel.</w:t>
+      </w:r>
+    </w:p>
+    <w:p>
+      <w:pPr>
+        <w:pStyle w:val="ListeParagraf"/>
+        <w:spacing w:after="80"/>
+        <w:ind w:left="709" w:right="0"/>
+        <w:jc w:val="both"/>
+      </w:pPr>
+      <w:r>
+        <w:rPr>
+          <w:rFonts w:ascii="Calibri" w:hAnsi="Calibri" w:cs="Arial"/>
+          <w:sz w:val="24"/>
+          <w:szCs w:val="24"/>
+        </w:rPr>
+        <w:t xml:space="preserve">3.3. Check print position (example: ± 3 mm), registration, colour and surface quality regularly (example: first piece and every 100 pieces); QC takes samples at set intervals and records them on the Print and Embroidery Quality Control Form (EMS.QA.FRM.03.04).</w:t>
+      </w:r>
+    </w:p>
+    <w:p>
+      <w:pPr>
+        <w:pStyle w:val="ListeParagraf"/>
+        <w:spacing w:after="80"/>
+        <w:ind w:left="709" w:right="0"/>
+        <w:jc w:val="both"/>
+      </w:pPr>
+      <w:r>
+        <w:rPr>
+          <w:rFonts w:ascii="Calibri" w:hAnsi="Calibri" w:cs="Arial"/>
+          <w:sz w:val="24"/>
+          <w:szCs w:val="24"/>
+        </w:rPr>
+        <w:t xml:space="preserve">3.4. Cure the prints at the set temperature and time; verify oven temperature with a measuring device and check adhesion on the first piece of each curing lot (tape test; no flaking or cracking).</w:t>
+      </w:r>
+    </w:p>
+    <w:p>
+      <w:pPr>
+        <w:pStyle w:val="ListeParagraf"/>
+        <w:spacing w:after="80"/>
+        <w:ind w:left="709" w:right="0"/>
+        <w:jc w:val="both"/>
+      </w:pPr>
+      <w:r>
+        <w:rPr>
+          <w:rFonts w:ascii="Calibri" w:hAnsi="Calibri" w:cs="Arial"/>
+          <w:sz w:val="24"/>
+          <w:szCs w:val="24"/>
+        </w:rPr>
+        <w:t xml:space="preserve">3.5. The laboratory tests samples of each lot for rubbing fastness (ISO 105-X12; example: dry ≥ 4, wet ≥ 3) and washing fastness (ISO 105-C06; example: colour change and staining ≥ 4), and for perspiration or light fastness when required.</w:t>
+      </w:r>
+    </w:p>
+    <w:p>
+      <w:pPr>
+        <w:pStyle w:val="ListeParagraf"/>
+        <w:spacing w:after="80"/>
+        <w:ind w:left="709" w:right="0"/>
+        <w:jc w:val="both"/>
+      </w:pPr>
+      <w:r>
+        <w:rPr>
+          <w:rFonts w:ascii="Calibri" w:hAnsi="Calibri" w:cs="Arial"/>
+          <w:sz w:val="24"/>
+          <w:szCs w:val="24"/>
+        </w:rPr>
+        <w:t xml:space="preserve">3.6. Separate defective panels, record them (defect rate target ≤ 1%) and return printed panels to sewing with their bundle tickets after the lot is released.</w:t>
+      </w:r>
+    </w:p>
+    <w:p>
+      <w:pPr>
+        <w:pStyle w:val="ListeParagraf"/>
+        <w:spacing w:after="80"/>
+        <w:ind w:left="709" w:right="0"/>
+        <w:jc w:val="both"/>
+      </w:pPr>
+      <w:r>
+        <w:rPr>
+          <w:rFonts w:ascii="Calibri" w:hAnsi="Calibri" w:cs="Arial"/>
+          <w:sz w:val="24"/>
+          <w:szCs w:val="24"/>
+        </w:rPr>
+        <w:t xml:space="preserve">3.7. If fabric slipping, colour drift or staining is seen, stop printing and check the settings again.</w:t>
+      </w:r>
+    </w:p>
+    <w:p>
+      <w:pPr>
+        <w:pStyle w:val="ListeParagraf"/>
+        <w:spacing w:after="80"/>
+        <w:ind w:left="709" w:right="0"/>
+        <w:jc w:val="both"/>
+      </w:pPr>
+    </w:p>
+    <w:p>
+      <w:pPr>
+        <w:pStyle w:val="ListeParagraf"/>
+        <w:spacing w:before="120" w:after="60"/>
+        <w:ind w:left="709" w:right="0"/>
+      </w:pPr>
+      <w:r>
+        <w:rPr>
+          <w:rFonts w:ascii="Calibri" w:hAnsi="Calibri" w:cs="Arial"/>
+          <w:b/>
+          <w:bCs/>
+          <w:sz w:val="24"/>
+          <w:szCs w:val="24"/>
+        </w:rPr>
+        <w:t xml:space="preserve">4. SAFETY RULES / PROHIBITIONS</w:t>
       </w:r>
     </w:p>
     <w:p>
@@ -607,105 +964,7 @@
           <w:sz w:val="24"/>
           <w:szCs w:val="24"/>
         </w:rPr>
-        <w:t xml:space="preserve">Do not pour ink residues or solvent into drains; collect them as hazardous waste.</w:t>
-      </w:r>
-    </w:p>
-    <w:p>
-      <w:pPr>
-        <w:pStyle w:val="ListeParagraf"/>
-        <w:spacing w:after="80"/>
-        <w:ind w:left="709" w:right="0"/>
-        <w:jc w:val="both"/>
-      </w:pPr>
-    </w:p>
-    <w:p>
-      <w:pPr>
-        <w:pStyle w:val="ListeParagraf"/>
-        <w:spacing w:before="120" w:after="60"/>
-        <w:ind w:left="709" w:right="0"/>
-      </w:pPr>
-      <w:r>
-        <w:rPr>
-          <w:rFonts w:ascii="Calibri" w:hAnsi="Calibri" w:cs="Arial"/>
-          <w:b/>
-          <w:bCs/>
-          <w:sz w:val="24"/>
-          <w:szCs w:val="24"/>
-        </w:rPr>
-        <w:t xml:space="preserve">4. IN CASE OF PROBLEM / EMERGENCY</w:t>
-      </w:r>
-    </w:p>
-    <w:p>
-      <w:pPr>
-        <w:pStyle w:val="ListeParagraf"/>
-        <w:spacing w:after="80"/>
-        <w:ind w:left="709" w:right="0"/>
-        <w:jc w:val="both"/>
-      </w:pPr>
-      <w:r>
-        <w:rPr>
-          <w:rFonts w:ascii="Calibri" w:hAnsi="Calibri" w:cs="Arial"/>
-          <w:sz w:val="24"/>
-          <w:szCs w:val="24"/>
-        </w:rPr>
-        <w:t xml:space="preserve">4.1. In case of chemical spill, use the spill kit; in case of skin or eye contact, wash for at least 15 minutes and call the first aider.</w:t>
-      </w:r>
-    </w:p>
-    <w:p>
-      <w:pPr>
-        <w:pStyle w:val="ListeParagraf"/>
-        <w:spacing w:after="80"/>
-        <w:ind w:left="709" w:right="0"/>
-        <w:jc w:val="both"/>
-      </w:pPr>
-      <w:r>
-        <w:rPr>
-          <w:rFonts w:ascii="Calibri" w:hAnsi="Calibri" w:cs="Arial"/>
-          <w:sz w:val="24"/>
-          <w:szCs w:val="24"/>
-        </w:rPr>
-        <w:t xml:space="preserve">4.2. In case of burn, cool the area with clean water and report the accident; in case of fire at the dryer, switch off the power and use the nearest extinguisher only if trained.</w:t>
-      </w:r>
-    </w:p>
-    <w:p>
-      <w:pPr>
-        <w:pStyle w:val="ListeParagraf"/>
-        <w:spacing w:after="80"/>
-        <w:ind w:left="709" w:right="0"/>
-        <w:jc w:val="both"/>
-      </w:pPr>
-      <w:r>
-        <w:rPr>
-          <w:rFonts w:ascii="Calibri" w:hAnsi="Calibri" w:cs="Arial"/>
-          <w:sz w:val="24"/>
-          <w:szCs w:val="24"/>
-        </w:rPr>
-        <w:t xml:space="preserve">4.3. If colour or curing results fail, stop printing and inform the supervisor and QC.</w:t>
-      </w:r>
-    </w:p>
-    <w:p>
-      <w:pPr>
-        <w:pStyle w:val="ListeParagraf"/>
-        <w:spacing w:after="80"/>
-        <w:ind w:left="709" w:right="0"/>
-        <w:jc w:val="both"/>
-      </w:pPr>
-    </w:p>
-    <w:p>
-      <w:pPr>
-        <w:pStyle w:val="ListeParagraf"/>
-        <w:spacing w:before="120" w:after="60"/>
-        <w:ind w:left="709" w:right="0"/>
-      </w:pPr>
-      <w:r>
-        <w:rPr>
-          <w:rFonts w:ascii="Calibri" w:hAnsi="Calibri" w:cs="Arial"/>
-          <w:b/>
-          <w:bCs/>
-          <w:sz w:val="24"/>
-          <w:szCs w:val="24"/>
-        </w:rPr>
-        <w:t xml:space="preserve">5. RELATED DOCUMENTS AND RECORDS</w:t>
+        <w:t xml:space="preserve">Do not pour ink residues or solvent into drains; collect them as hazardous waste together with inked rags and screen washing water.</w:t>
       </w:r>
     </w:p>
     <w:p>
@@ -724,7 +983,121 @@
           <w:sz w:val="24"/>
           <w:szCs w:val="24"/>
         </w:rPr>
-        <w:t xml:space="preserve">Print Order, Approved Strike-off and Ink Recipe</w:t>
+        <w:t xml:space="preserve">Do not use inks or chemicals that are unlabelled or not on the approved list.</w:t>
+      </w:r>
+    </w:p>
+    <w:p>
+      <w:pPr>
+        <w:pStyle w:val="ListeParagraf"/>
+        <w:spacing w:after="80"/>
+        <w:ind w:left="709" w:right="0"/>
+        <w:jc w:val="both"/>
+      </w:pPr>
+    </w:p>
+    <w:p>
+      <w:pPr>
+        <w:pStyle w:val="ListeParagraf"/>
+        <w:spacing w:before="120" w:after="60"/>
+        <w:ind w:left="709" w:right="0"/>
+      </w:pPr>
+      <w:r>
+        <w:rPr>
+          <w:rFonts w:ascii="Calibri" w:hAnsi="Calibri" w:cs="Arial"/>
+          <w:b/>
+          <w:bCs/>
+          <w:sz w:val="24"/>
+          <w:szCs w:val="24"/>
+        </w:rPr>
+        <w:t xml:space="preserve">5. IN CASE OF PROBLEM / EMERGENCY</w:t>
+      </w:r>
+    </w:p>
+    <w:p>
+      <w:pPr>
+        <w:pStyle w:val="ListeParagraf"/>
+        <w:spacing w:after="80"/>
+        <w:ind w:left="709" w:right="0"/>
+        <w:jc w:val="both"/>
+      </w:pPr>
+      <w:r>
+        <w:rPr>
+          <w:rFonts w:ascii="Calibri" w:hAnsi="Calibri" w:cs="Arial"/>
+          <w:sz w:val="24"/>
+          <w:szCs w:val="24"/>
+        </w:rPr>
+        <w:t xml:space="preserve">5.1. In case of chemical spill, use the spill kit; in case of skin or eye contact, wash for at least 15 minutes and call the first aider.</w:t>
+      </w:r>
+    </w:p>
+    <w:p>
+      <w:pPr>
+        <w:pStyle w:val="ListeParagraf"/>
+        <w:spacing w:after="80"/>
+        <w:ind w:left="709" w:right="0"/>
+        <w:jc w:val="both"/>
+      </w:pPr>
+      <w:r>
+        <w:rPr>
+          <w:rFonts w:ascii="Calibri" w:hAnsi="Calibri" w:cs="Arial"/>
+          <w:sz w:val="24"/>
+          <w:szCs w:val="24"/>
+        </w:rPr>
+        <w:t xml:space="preserve">5.2. In case of burn, cool the area with clean water and report the accident; in case of fire at the dryer, switch off the power and use the nearest extinguisher only if trained.</w:t>
+      </w:r>
+    </w:p>
+    <w:p>
+      <w:pPr>
+        <w:pStyle w:val="ListeParagraf"/>
+        <w:spacing w:after="80"/>
+        <w:ind w:left="709" w:right="0"/>
+        <w:jc w:val="both"/>
+      </w:pPr>
+      <w:r>
+        <w:rPr>
+          <w:rFonts w:ascii="Calibri" w:hAnsi="Calibri" w:cs="Arial"/>
+          <w:sz w:val="24"/>
+          <w:szCs w:val="24"/>
+        </w:rPr>
+        <w:t xml:space="preserve">5.3. If colour, curing, fastness or adhesion results fail, stop printing, block and label the affected lot "Nonconforming" and inform the supervisor, QC and QA the same day.</w:t>
+      </w:r>
+    </w:p>
+    <w:p>
+      <w:pPr>
+        <w:pStyle w:val="ListeParagraf"/>
+        <w:spacing w:after="80"/>
+        <w:ind w:left="709" w:right="0"/>
+        <w:jc w:val="both"/>
+      </w:pPr>
+      <w:r>
+        <w:rPr>
+          <w:rFonts w:ascii="Calibri" w:hAnsi="Calibri" w:cs="Arial"/>
+          <w:sz w:val="24"/>
+          <w:szCs w:val="24"/>
+        </w:rPr>
+        <w:t xml:space="preserve">5.4. The DOP (CAPA) is opened: root cause analysis (5 Why or fishbone) is started within 24 hours, covering temperature, time, ink batch and screen causes; for material related causes an 8D report is requested from the supplier. The DOP is not closed before retest results and evidence of effectiveness are added.</w:t>
+      </w:r>
+    </w:p>
+    <w:p>
+      <w:pPr>
+        <w:pStyle w:val="ListeParagraf"/>
+        <w:spacing w:after="80"/>
+        <w:ind w:left="709" w:right="0"/>
+        <w:jc w:val="both"/>
+      </w:pPr>
+    </w:p>
+    <w:p>
+      <w:pPr>
+        <w:pStyle w:val="ListeParagraf"/>
+        <w:spacing w:before="120" w:after="60"/>
+        <w:ind w:left="709" w:right="0"/>
+      </w:pPr>
+      <w:r>
+        <w:rPr>
+          <w:rFonts w:ascii="Calibri" w:hAnsi="Calibri" w:cs="Arial"/>
+          <w:b/>
+          <w:bCs/>
+          <w:sz w:val="24"/>
+          <w:szCs w:val="24"/>
+        </w:rPr>
+        <w:t xml:space="preserve">6. RELATED DOCUMENTS AND RECORDS</w:t>
       </w:r>
     </w:p>
     <w:p>
@@ -743,7 +1116,7 @@
           <w:sz w:val="24"/>
           <w:szCs w:val="24"/>
         </w:rPr>
-        <w:t xml:space="preserve">Dryer Temperature and Print Quality Records</w:t>
+        <w:t xml:space="preserve">TLM-BAS-01, TLM-BAS-02 (QMS printing instructions merged into this instruction)</w:t>
       </w:r>
     </w:p>
     <w:p>
@@ -762,7 +1135,7 @@
           <w:sz w:val="24"/>
           <w:szCs w:val="24"/>
         </w:rPr>
-        <w:t xml:space="preserve">EMS.KM.TL.20.02. Chemical Container Labelling Instruction</w:t>
+        <w:t xml:space="preserve">Print Order, Approved Strike-off and Ink Recipe</w:t>
       </w:r>
     </w:p>
     <w:p>
@@ -781,645 +1154,7 @@
           <w:sz w:val="24"/>
           <w:szCs w:val="24"/>
         </w:rPr>
-        <w:t xml:space="preserve">EMS.KM.TL.20.03. Chemical Spill Kit Use Instruction</w:t>
-      </w:r>
-    </w:p>
-    <w:p>
-      <w:pPr>
-        <w:pStyle w:val="ListeParagraf"/>
-        <w:spacing w:after="80"/>
-        <w:ind w:left="709" w:right="0"/>
-        <w:jc w:val="both"/>
-      </w:pPr>
-    </w:p>
-    <w:p>
-      <w:pPr>
-        <w:pStyle w:val="ListeParagraf"/>
-        <w:spacing w:before="120" w:after="60"/>
-        <w:ind w:left="709" w:right="0"/>
-      </w:pPr>
-      <w:r>
-        <w:rPr>
-          <w:rFonts w:ascii="Calibri" w:hAnsi="Calibri" w:cs="Arial"/>
-          <w:b/>
-          <w:bCs/>
-          <w:sz w:val="24"/>
-          <w:szCs w:val="24"/>
-        </w:rPr>
-        <w:t xml:space="preserve">6. FEEDBACK AND MONITORING</w:t>
-      </w:r>
-    </w:p>
-    <w:p>
-      <w:pPr>
-        <w:pStyle w:val="ListeParagraf"/>
-        <w:spacing w:after="80"/>
-        <w:ind w:left="709" w:right="0"/>
-        <w:jc w:val="both"/>
-      </w:pPr>
-      <w:r>
-        <w:rPr>
-          <w:rFonts w:ascii="Calibri" w:hAnsi="Calibri" w:cs="Arial"/>
-          <w:sz w:val="24"/>
-          <w:szCs w:val="24"/>
-        </w:rPr>
-        <w:t xml:space="preserve">Print defect rate, test failures and chemical consumption are monitored monthly by the Printing Supervisor. This instruction is reviewed every year or after a change in inks, equipment or customer requirements.</w:t>
-      </w:r>
-    </w:p>
-    <w:p>
-      <w:pPr>
-        <w:pStyle w:val="ListeParagraf"/>
-        <w:pageBreakBefore/>
-        <w:bidi/>
-        <w:spacing w:before="120" w:after="60"/>
-        <w:ind w:left="0" w:right="709"/>
-      </w:pPr>
-      <w:r>
-        <w:rPr>
-          <w:rFonts w:ascii="Calibri" w:hAnsi="Calibri" w:cs="Arial"/>
-          <w:b/>
-          <w:bCs/>
-          <w:rtl/>
-          <w:sz w:val="24"/>
-          <w:szCs w:val="24"/>
-        </w:rPr>
-        <w:t xml:space="preserve">الغرض</w:t>
-      </w:r>
-    </w:p>
-    <w:p>
-      <w:pPr>
-        <w:pStyle w:val="ListeParagraf"/>
-        <w:bidi/>
-        <w:spacing w:after="80"/>
-        <w:ind w:left="0" w:right="709"/>
-        <w:jc w:val="both"/>
-      </w:pPr>
-      <w:r>
-        <w:rPr>
-          <w:rFonts w:ascii="Calibri" w:hAnsi="Calibri" w:cs="Arial"/>
-          <w:rtl/>
-          <w:sz w:val="24"/>
-          <w:szCs w:val="24"/>
-        </w:rPr>
-        <w:t xml:space="preserve">توضح هذه التعليمات كيفية تنفيذ الطباعة بالشاشة الحريرية والطباعة بالنقل الحراري في شركة إيروغلو للتريكو (EMS)، بحيث تطابق المطبوعات عينة الطباعة المعتمدة من حيث اللون والموضع والثبات، ويتم التعامل مع كيماويات الطباعة بأمان.</w:t>
-      </w:r>
-    </w:p>
-    <w:p>
-      <w:pPr>
-        <w:pStyle w:val="ListeParagraf"/>
-        <w:bidi/>
-        <w:spacing w:after="80"/>
-        <w:ind w:left="0" w:right="709"/>
-        <w:jc w:val="both"/>
-      </w:pPr>
-    </w:p>
-    <w:p>
-      <w:pPr>
-        <w:pStyle w:val="ListeParagraf"/>
-        <w:bidi/>
-        <w:spacing w:before="120" w:after="60"/>
-        <w:ind w:left="0" w:right="709"/>
-      </w:pPr>
-      <w:r>
-        <w:rPr>
-          <w:rFonts w:ascii="Calibri" w:hAnsi="Calibri" w:cs="Arial"/>
-          <w:b/>
-          <w:bCs/>
-          <w:rtl/>
-          <w:sz w:val="24"/>
-          <w:szCs w:val="24"/>
-        </w:rPr>
-        <w:t xml:space="preserve">النطاق</w:t>
-      </w:r>
-    </w:p>
-    <w:p>
-      <w:pPr>
-        <w:pStyle w:val="ListeParagraf"/>
-        <w:bidi/>
-        <w:spacing w:after="80"/>
-        <w:ind w:left="0" w:right="709"/>
-        <w:jc w:val="both"/>
-      </w:pPr>
-      <w:r>
-        <w:rPr>
-          <w:rFonts w:ascii="Calibri" w:hAnsi="Calibri" w:cs="Arial"/>
-          <w:rtl/>
-          <w:sz w:val="24"/>
-          <w:szCs w:val="24"/>
-        </w:rPr>
-        <w:t xml:space="preserve">تنطبق على ماكينات الطباعة الدوارة اليدوية والآلية ومجففات الفلاش والنفق ومكابس النقل الحراري وغرفة تجهيز الشاشات وجميع العاملين في الطباعة.</w:t>
-      </w:r>
-    </w:p>
-    <w:p>
-      <w:pPr>
-        <w:pStyle w:val="ListeParagraf"/>
-        <w:bidi/>
-        <w:spacing w:after="80"/>
-        <w:ind w:left="0" w:right="709"/>
-        <w:jc w:val="both"/>
-      </w:pPr>
-    </w:p>
-    <w:p>
-      <w:pPr>
-        <w:pStyle w:val="ListeParagraf"/>
-        <w:bidi/>
-        <w:spacing w:before="120" w:after="60"/>
-        <w:ind w:left="0" w:right="709"/>
-      </w:pPr>
-      <w:r>
-        <w:rPr>
-          <w:rFonts w:ascii="Calibri" w:hAnsi="Calibri" w:cs="Arial"/>
-          <w:b/>
-          <w:bCs/>
-          <w:rtl/>
-          <w:sz w:val="24"/>
-          <w:szCs w:val="24"/>
-        </w:rPr>
-        <w:t xml:space="preserve">المسؤوليات</w:t>
-      </w:r>
-    </w:p>
-    <w:p>
-      <w:pPr>
-        <w:pStyle w:val="ListeParagraf"/>
-        <w:bidi/>
-        <w:spacing w:after="80"/>
-        <w:ind w:left="0" w:right="709"/>
-        <w:jc w:val="both"/>
-      </w:pPr>
-      <w:r>
-        <w:rPr>
-          <w:rFonts w:ascii="Calibri" w:hAnsi="Calibri" w:cs="Arial"/>
-          <w:rtl/>
-          <w:sz w:val="24"/>
-          <w:szCs w:val="24"/>
-        </w:rPr>
-        <w:t xml:space="preserve">• </w:t>
-      </w:r>
-      <w:r>
-        <w:rPr>
-          <w:rFonts w:ascii="Calibri" w:hAnsi="Calibri" w:cs="Arial"/>
-          <w:b/>
-          <w:bCs/>
-          <w:rtl/>
-          <w:sz w:val="24"/>
-          <w:szCs w:val="24"/>
-        </w:rPr>
-        <w:t xml:space="preserve">مشرف الطباعة:</w:t>
-      </w:r>
-      <w:r>
-        <w:rPr>
-          <w:rFonts w:ascii="Calibri" w:hAnsi="Calibri" w:cs="Arial"/>
-          <w:rtl/>
-          <w:sz w:val="24"/>
-          <w:szCs w:val="24"/>
-        </w:rPr>
-        <w:t xml:space="preserve"> يراجع عينة الطباعة المعتمدة ووصفة الحبر ومعايير الطباعة، ويعتمد القطعة الأولى.</w:t>
-      </w:r>
-    </w:p>
-    <w:p>
-      <w:pPr>
-        <w:pStyle w:val="ListeParagraf"/>
-        <w:bidi/>
-        <w:spacing w:after="80"/>
-        <w:ind w:left="0" w:right="709"/>
-        <w:jc w:val="both"/>
-      </w:pPr>
-      <w:r>
-        <w:rPr>
-          <w:rFonts w:ascii="Calibri" w:hAnsi="Calibri" w:cs="Arial"/>
-          <w:rtl/>
-          <w:sz w:val="24"/>
-          <w:szCs w:val="24"/>
-        </w:rPr>
-        <w:t xml:space="preserve">• </w:t>
-      </w:r>
-      <w:r>
-        <w:rPr>
-          <w:rFonts w:ascii="Calibri" w:hAnsi="Calibri" w:cs="Arial"/>
-          <w:b/>
-          <w:bCs/>
-          <w:rtl/>
-          <w:sz w:val="24"/>
-          <w:szCs w:val="24"/>
-        </w:rPr>
-        <w:t xml:space="preserve">مجهزو الشاشات والأحبار:</w:t>
-      </w:r>
-      <w:r>
-        <w:rPr>
-          <w:rFonts w:ascii="Calibri" w:hAnsi="Calibri" w:cs="Arial"/>
-          <w:rtl/>
-          <w:sz w:val="24"/>
-          <w:szCs w:val="24"/>
-        </w:rPr>
-        <w:t xml:space="preserve"> يجهزون الشاشات والأحبار وفق الوصفة المعتمدة ويضعون بطاقات تعريف على جميع عبوات الحبر.</w:t>
-      </w:r>
-    </w:p>
-    <w:p>
-      <w:pPr>
-        <w:pStyle w:val="ListeParagraf"/>
-        <w:bidi/>
-        <w:spacing w:after="80"/>
-        <w:ind w:left="0" w:right="709"/>
-        <w:jc w:val="both"/>
-      </w:pPr>
-      <w:r>
-        <w:rPr>
-          <w:rFonts w:ascii="Calibri" w:hAnsi="Calibri" w:cs="Arial"/>
-          <w:rtl/>
-          <w:sz w:val="24"/>
-          <w:szCs w:val="24"/>
-        </w:rPr>
-        <w:t xml:space="preserve">• </w:t>
-      </w:r>
-      <w:r>
-        <w:rPr>
-          <w:rFonts w:ascii="Calibri" w:hAnsi="Calibri" w:cs="Arial"/>
-          <w:b/>
-          <w:bCs/>
-          <w:rtl/>
-          <w:sz w:val="24"/>
-          <w:szCs w:val="24"/>
-        </w:rPr>
-        <w:t xml:space="preserve">الطباعون والمساعدون:</w:t>
-      </w:r>
-      <w:r>
-        <w:rPr>
-          <w:rFonts w:ascii="Calibri" w:hAnsi="Calibri" w:cs="Arial"/>
-          <w:rtl/>
-          <w:sz w:val="24"/>
-          <w:szCs w:val="24"/>
-        </w:rPr>
-        <w:t xml:space="preserve"> يحمّلون القطع ويطبعونها ويثبّتونها حراريًا ويفرغونها وفق هذه التعليمات.</w:t>
-      </w:r>
-    </w:p>
-    <w:p>
-      <w:pPr>
-        <w:pStyle w:val="ListeParagraf"/>
-        <w:bidi/>
-        <w:spacing w:after="80"/>
-        <w:ind w:left="0" w:right="709"/>
-        <w:jc w:val="both"/>
-      </w:pPr>
-      <w:r>
-        <w:rPr>
-          <w:rFonts w:ascii="Calibri" w:hAnsi="Calibri" w:cs="Arial"/>
-          <w:rtl/>
-          <w:sz w:val="24"/>
-          <w:szCs w:val="24"/>
-        </w:rPr>
-        <w:t xml:space="preserve">• </w:t>
-      </w:r>
-      <w:r>
-        <w:rPr>
-          <w:rFonts w:ascii="Calibri" w:hAnsi="Calibri" w:cs="Arial"/>
-          <w:b/>
-          <w:bCs/>
-          <w:rtl/>
-          <w:sz w:val="24"/>
-          <w:szCs w:val="24"/>
-        </w:rPr>
-        <w:t xml:space="preserve">مفتش الجودة:</w:t>
-      </w:r>
-      <w:r>
-        <w:rPr>
-          <w:rFonts w:ascii="Calibri" w:hAnsi="Calibri" w:cs="Arial"/>
-          <w:rtl/>
-          <w:sz w:val="24"/>
-          <w:szCs w:val="24"/>
-        </w:rPr>
-        <w:t xml:space="preserve"> يفحص جودة الطباعة وموضعها واختبارات التثبيت ويسجل النتائج.</w:t>
-      </w:r>
-    </w:p>
-    <w:p>
-      <w:pPr>
-        <w:pStyle w:val="ListeParagraf"/>
-        <w:bidi/>
-        <w:spacing w:after="80"/>
-        <w:ind w:left="0" w:right="709"/>
-        <w:jc w:val="both"/>
-      </w:pPr>
-    </w:p>
-    <w:p>
-      <w:pPr>
-        <w:pStyle w:val="ListeParagraf"/>
-        <w:bidi/>
-        <w:spacing w:before="120" w:after="60"/>
-        <w:ind w:left="0" w:right="709"/>
-      </w:pPr>
-      <w:r>
-        <w:rPr>
-          <w:rFonts w:ascii="Calibri" w:hAnsi="Calibri" w:cs="Arial"/>
-          <w:b/>
-          <w:bCs/>
-          <w:rtl/>
-          <w:sz w:val="24"/>
-          <w:szCs w:val="24"/>
-        </w:rPr>
-        <w:t xml:space="preserve">التعريفات</w:t>
-      </w:r>
-    </w:p>
-    <w:p>
-      <w:pPr>
-        <w:pStyle w:val="ListeParagraf"/>
-        <w:bidi/>
-        <w:spacing w:after="80"/>
-        <w:ind w:left="0" w:right="709"/>
-        <w:jc w:val="both"/>
-      </w:pPr>
-      <w:r>
-        <w:rPr>
-          <w:rFonts w:ascii="Calibri" w:hAnsi="Calibri" w:cs="Arial"/>
-          <w:rtl/>
-          <w:sz w:val="24"/>
-          <w:szCs w:val="24"/>
-        </w:rPr>
-        <w:t xml:space="preserve">• </w:t>
-      </w:r>
-      <w:r>
-        <w:rPr>
-          <w:rFonts w:ascii="Calibri" w:hAnsi="Calibri" w:cs="Arial"/>
-          <w:b/>
-          <w:bCs/>
-          <w:rtl/>
-          <w:sz w:val="24"/>
-          <w:szCs w:val="24"/>
-        </w:rPr>
-        <w:t xml:space="preserve">عينة الطباعة (Strike-off):</w:t>
-      </w:r>
-      <w:r>
-        <w:rPr>
-          <w:rFonts w:ascii="Calibri" w:hAnsi="Calibri" w:cs="Arial"/>
-          <w:rtl/>
-          <w:sz w:val="24"/>
-          <w:szCs w:val="24"/>
-        </w:rPr>
-        <w:t xml:space="preserve"> العينة المطبوعة المعتمدة من العميل من حيث اللون والتصميم والملمس.</w:t>
-      </w:r>
-    </w:p>
-    <w:p>
-      <w:pPr>
-        <w:pStyle w:val="ListeParagraf"/>
-        <w:bidi/>
-        <w:spacing w:after="80"/>
-        <w:ind w:left="0" w:right="709"/>
-        <w:jc w:val="both"/>
-      </w:pPr>
-      <w:r>
-        <w:rPr>
-          <w:rFonts w:ascii="Calibri" w:hAnsi="Calibri" w:cs="Arial"/>
-          <w:rtl/>
-          <w:sz w:val="24"/>
-          <w:szCs w:val="24"/>
-        </w:rPr>
-        <w:t xml:space="preserve">• </w:t>
-      </w:r>
-      <w:r>
-        <w:rPr>
-          <w:rFonts w:ascii="Calibri" w:hAnsi="Calibri" w:cs="Arial"/>
-          <w:b/>
-          <w:bCs/>
-          <w:rtl/>
-          <w:sz w:val="24"/>
-          <w:szCs w:val="24"/>
-        </w:rPr>
-        <w:t xml:space="preserve">التثبيت الحراري:</w:t>
-      </w:r>
-      <w:r>
-        <w:rPr>
-          <w:rFonts w:ascii="Calibri" w:hAnsi="Calibri" w:cs="Arial"/>
-          <w:rtl/>
-          <w:sz w:val="24"/>
-          <w:szCs w:val="24"/>
-        </w:rPr>
-        <w:t xml:space="preserve"> تسخين الحبر المطبوع على درجة الحرارة والزمن المحددين ليثبت على القماش.</w:t>
-      </w:r>
-    </w:p>
-    <w:p>
-      <w:pPr>
-        <w:pStyle w:val="ListeParagraf"/>
-        <w:bidi/>
-        <w:spacing w:after="80"/>
-        <w:ind w:left="0" w:right="709"/>
-        <w:jc w:val="both"/>
-      </w:pPr>
-    </w:p>
-    <w:p>
-      <w:pPr>
-        <w:pStyle w:val="ListeParagraf"/>
-        <w:bidi/>
-        <w:spacing w:before="120" w:after="60"/>
-        <w:ind w:left="0" w:right="709"/>
-      </w:pPr>
-      <w:r>
-        <w:rPr>
-          <w:rFonts w:ascii="Calibri" w:hAnsi="Calibri" w:cs="Arial"/>
-          <w:b/>
-          <w:bCs/>
-          <w:rtl/>
-          <w:sz w:val="24"/>
-          <w:szCs w:val="24"/>
-        </w:rPr>
-        <w:t xml:space="preserve">التعليمات</w:t>
-      </w:r>
-    </w:p>
-    <w:p>
-      <w:pPr>
-        <w:pStyle w:val="ListeParagraf"/>
-        <w:bidi/>
-        <w:spacing w:before="120" w:after="60"/>
-        <w:ind w:left="0" w:right="709"/>
-      </w:pPr>
-      <w:r>
-        <w:rPr>
-          <w:rFonts w:ascii="Calibri" w:hAnsi="Calibri" w:cs="Arial"/>
-          <w:b/>
-          <w:bCs/>
-          <w:rtl/>
-          <w:sz w:val="24"/>
-          <w:szCs w:val="24"/>
-        </w:rPr>
-        <w:t xml:space="preserve">1. قبل البدء</w:t>
-      </w:r>
-    </w:p>
-    <w:p>
-      <w:pPr>
-        <w:pStyle w:val="ListeParagraf"/>
-        <w:bidi/>
-        <w:spacing w:after="80"/>
-        <w:ind w:left="0" w:right="709"/>
-        <w:jc w:val="both"/>
-      </w:pPr>
-      <w:r>
-        <w:rPr>
-          <w:rFonts w:ascii="Calibri" w:hAnsi="Calibri" w:cs="Arial"/>
-          <w:rtl/>
-          <w:sz w:val="24"/>
-          <w:szCs w:val="24"/>
-        </w:rPr>
-        <w:t xml:space="preserve">1.1. راجع أمر الطباعة وعينة الطباعة المعتمدة وموضع التصميم ووصفة الحبر، واستخدم فقط الأحبار المدرجة في قائمة الكيماويات المعتمدة والمطابقة لـ ZDHC MRSL.</w:t>
-      </w:r>
-    </w:p>
-    <w:p>
-      <w:pPr>
-        <w:pStyle w:val="ListeParagraf"/>
-        <w:bidi/>
-        <w:spacing w:after="80"/>
-        <w:ind w:left="0" w:right="709"/>
-        <w:jc w:val="both"/>
-      </w:pPr>
-      <w:r>
-        <w:rPr>
-          <w:rFonts w:ascii="Calibri" w:hAnsi="Calibri" w:cs="Arial"/>
-          <w:rtl/>
-          <w:sz w:val="24"/>
-          <w:szCs w:val="24"/>
-        </w:rPr>
-        <w:t xml:space="preserve">1.2. افحص الشاشات من حيث الثقوب الدقيقة ونوع الشبكة الصحيح والتطابق، وضع على كل عبوة حبر بطاقة بالاسم واللون والتاريخ ورمز الخطر.</w:t>
-      </w:r>
-    </w:p>
-    <w:p>
-      <w:pPr>
-        <w:pStyle w:val="ListeParagraf"/>
-        <w:bidi/>
-        <w:spacing w:after="80"/>
-        <w:ind w:left="0" w:right="709"/>
-        <w:jc w:val="both"/>
-      </w:pPr>
-      <w:r>
-        <w:rPr>
-          <w:rFonts w:ascii="Calibri" w:hAnsi="Calibri" w:cs="Arial"/>
-          <w:rtl/>
-          <w:sz w:val="24"/>
-          <w:szCs w:val="24"/>
-        </w:rPr>
-        <w:t xml:space="preserve">1.3. اضبط درجة حرارة المجفف أو المكبس والزمن كما هو محدد في الوصفة المعتمدة، وتحقق منها بشريط قياس الحرارة أو الترمومتر.</w:t>
-      </w:r>
-    </w:p>
-    <w:p>
-      <w:pPr>
-        <w:pStyle w:val="ListeParagraf"/>
-        <w:bidi/>
-        <w:spacing w:after="80"/>
-        <w:ind w:left="0" w:right="709"/>
-        <w:jc w:val="both"/>
-      </w:pPr>
-    </w:p>
-    <w:p>
-      <w:pPr>
-        <w:pStyle w:val="ListeParagraf"/>
-        <w:bidi/>
-        <w:spacing w:before="120" w:after="60"/>
-        <w:ind w:left="0" w:right="709"/>
-      </w:pPr>
-      <w:r>
-        <w:rPr>
-          <w:rFonts w:ascii="Calibri" w:hAnsi="Calibri" w:cs="Arial"/>
-          <w:b/>
-          <w:bCs/>
-          <w:rtl/>
-          <w:sz w:val="24"/>
-          <w:szCs w:val="24"/>
-        </w:rPr>
-        <w:t xml:space="preserve">2. التشغيل</w:t>
-      </w:r>
-    </w:p>
-    <w:p>
-      <w:pPr>
-        <w:pStyle w:val="ListeParagraf"/>
-        <w:bidi/>
-        <w:spacing w:after="80"/>
-        <w:ind w:left="0" w:right="709"/>
-        <w:jc w:val="both"/>
-      </w:pPr>
-      <w:r>
-        <w:rPr>
-          <w:rFonts w:ascii="Calibri" w:hAnsi="Calibri" w:cs="Arial"/>
-          <w:rtl/>
-          <w:sz w:val="24"/>
-          <w:szCs w:val="24"/>
-        </w:rPr>
-        <w:t xml:space="preserve">2.1. اطبع القطعة الأولى وقارنها بعينة الطباعة داخل كابينة الإضاءة، واحصل على اعتماد المشرف قبل الطباعة الكمية.</w:t>
-      </w:r>
-    </w:p>
-    <w:p>
-      <w:pPr>
-        <w:pStyle w:val="ListeParagraf"/>
-        <w:bidi/>
-        <w:spacing w:after="80"/>
-        <w:ind w:left="0" w:right="709"/>
-        <w:jc w:val="both"/>
-      </w:pPr>
-      <w:r>
-        <w:rPr>
-          <w:rFonts w:ascii="Calibri" w:hAnsi="Calibri" w:cs="Arial"/>
-          <w:rtl/>
-          <w:sz w:val="24"/>
-          <w:szCs w:val="24"/>
-        </w:rPr>
-        <w:t xml:space="preserve">2.2. حافظ على القطع بترتيب الربطة والمقاس، ولا تخلط لوطات اللون أو المقاسات على الماكينة الدوارة.</w:t>
-      </w:r>
-    </w:p>
-    <w:p>
-      <w:pPr>
-        <w:pStyle w:val="ListeParagraf"/>
-        <w:bidi/>
-        <w:spacing w:after="80"/>
-        <w:ind w:left="0" w:right="709"/>
-        <w:jc w:val="both"/>
-      </w:pPr>
-      <w:r>
-        <w:rPr>
-          <w:rFonts w:ascii="Calibri" w:hAnsi="Calibri" w:cs="Arial"/>
-          <w:rtl/>
-          <w:sz w:val="24"/>
-          <w:szCs w:val="24"/>
-        </w:rPr>
-        <w:t xml:space="preserve">2.3. افحص موضع الطباعة واللون والتثبيت بانتظام، ويجري مفتش الجودة اختبارات الشد والاحتكاك والغسيل على عينات من كل لوط.</w:t>
-      </w:r>
-    </w:p>
-    <w:p>
-      <w:pPr>
-        <w:pStyle w:val="ListeParagraf"/>
-        <w:bidi/>
-        <w:spacing w:after="80"/>
-        <w:ind w:left="0" w:right="709"/>
-        <w:jc w:val="both"/>
-      </w:pPr>
-      <w:r>
-        <w:rPr>
-          <w:rFonts w:ascii="Calibri" w:hAnsi="Calibri" w:cs="Arial"/>
-          <w:rtl/>
-          <w:sz w:val="24"/>
-          <w:szCs w:val="24"/>
-        </w:rPr>
-        <w:t xml:space="preserve">2.4. افصل القطع المعيبة وسجلها، وأعد القطع المطبوعة إلى الخياطة مع بطاقات الربطات.</w:t>
-      </w:r>
-    </w:p>
-    <w:p>
-      <w:pPr>
-        <w:pStyle w:val="ListeParagraf"/>
-        <w:bidi/>
-        <w:spacing w:after="80"/>
-        <w:ind w:left="0" w:right="709"/>
-        <w:jc w:val="both"/>
-      </w:pPr>
-    </w:p>
-    <w:p>
-      <w:pPr>
-        <w:pStyle w:val="ListeParagraf"/>
-        <w:bidi/>
-        <w:spacing w:before="120" w:after="60"/>
-        <w:ind w:left="0" w:right="709"/>
-      </w:pPr>
-      <w:r>
-        <w:rPr>
-          <w:rFonts w:ascii="Calibri" w:hAnsi="Calibri" w:cs="Arial"/>
-          <w:b/>
-          <w:bCs/>
-          <w:rtl/>
-          <w:sz w:val="24"/>
-          <w:szCs w:val="24"/>
-        </w:rPr>
-        <w:t xml:space="preserve">3. قواعد السلامة / المحظورات</w:t>
+        <w:t xml:space="preserve">EMS.QA.FRM.03.05 Print and Embroidery Approval Form; EMS.QA.FRM.03.04 Print and Embroidery Quality Control Form</w:t>
       </w:r>
     </w:p>
     <w:p>
@@ -1429,18 +1164,16 @@
           <w:ilvl w:val="0"/>
           <w:numId w:val="1"/>
         </w:numPr>
-        <w:bidi/>
         <w:spacing w:after="60"/>
         <w:jc w:val="both"/>
       </w:pPr>
       <w:r>
         <w:rPr>
           <w:rFonts w:ascii="Calibri" w:hAnsi="Calibri" w:cs="Arial"/>
-          <w:rtl/>
-          <w:sz w:val="24"/>
-          <w:szCs w:val="24"/>
-        </w:rPr>
-        <w:t xml:space="preserve">لا تستخدم المذيبات أو منظفات الشاشات دون قفازات ونظارات واقية وتهوية موضعية.</w:t>
+          <w:sz w:val="24"/>
+          <w:szCs w:val="24"/>
+        </w:rPr>
+        <w:t xml:space="preserve">Dryer Temperature, Fastness and Adhesion Test Records</w:t>
       </w:r>
     </w:p>
     <w:p>
@@ -1450,18 +1183,16 @@
           <w:ilvl w:val="0"/>
           <w:numId w:val="1"/>
         </w:numPr>
-        <w:bidi/>
         <w:spacing w:after="60"/>
         <w:jc w:val="both"/>
       </w:pPr>
       <w:r>
         <w:rPr>
           <w:rFonts w:ascii="Calibri" w:hAnsi="Calibri" w:cs="Arial"/>
-          <w:rtl/>
-          <w:sz w:val="24"/>
-          <w:szCs w:val="24"/>
-        </w:rPr>
-        <w:t xml:space="preserve">لا تضع يديك تحت المكبس أو داخل الماكينة الدوارة أثناء حركتها.</w:t>
+          <w:sz w:val="24"/>
+          <w:szCs w:val="24"/>
+        </w:rPr>
+        <w:t xml:space="preserve">EMS.ÜR.PRO.05.08. Print and Embroidery Procedure</w:t>
       </w:r>
     </w:p>
     <w:p>
@@ -1471,18 +1202,16 @@
           <w:ilvl w:val="0"/>
           <w:numId w:val="1"/>
         </w:numPr>
-        <w:bidi/>
         <w:spacing w:after="60"/>
         <w:jc w:val="both"/>
       </w:pPr>
       <w:r>
         <w:rPr>
           <w:rFonts w:ascii="Calibri" w:hAnsi="Calibri" w:cs="Arial"/>
-          <w:rtl/>
-          <w:sz w:val="24"/>
-          <w:szCs w:val="24"/>
-        </w:rPr>
-        <w:t xml:space="preserve">لا تلمس سيور المجفف أو ألواح التسخين، ولا تترك القطع داخل المجفف عند توقف السير.</w:t>
+          <w:sz w:val="24"/>
+          <w:szCs w:val="24"/>
+        </w:rPr>
+        <w:t xml:space="preserve">EMS.ÜR.TL.05.10. Screen Preparation and Printing Ink Mixing Instruction</w:t>
       </w:r>
     </w:p>
     <w:p>
@@ -1492,128 +1221,16 @@
           <w:ilvl w:val="0"/>
           <w:numId w:val="1"/>
         </w:numPr>
-        <w:bidi/>
         <w:spacing w:after="60"/>
         <w:jc w:val="both"/>
       </w:pPr>
       <w:r>
         <w:rPr>
           <w:rFonts w:ascii="Calibri" w:hAnsi="Calibri" w:cs="Arial"/>
-          <w:rtl/>
-          <w:sz w:val="24"/>
-          <w:szCs w:val="24"/>
-        </w:rPr>
-        <w:t xml:space="preserve">لا تسكب بقايا الحبر أو المذيبات في المصارف؛ واجمعها كنفايات خطرة.</w:t>
-      </w:r>
-    </w:p>
-    <w:p>
-      <w:pPr>
-        <w:pStyle w:val="ListeParagraf"/>
-        <w:bidi/>
-        <w:spacing w:after="80"/>
-        <w:ind w:left="0" w:right="709"/>
-        <w:jc w:val="both"/>
-      </w:pPr>
-    </w:p>
-    <w:p>
-      <w:pPr>
-        <w:pStyle w:val="ListeParagraf"/>
-        <w:bidi/>
-        <w:spacing w:before="120" w:after="60"/>
-        <w:ind w:left="0" w:right="709"/>
-      </w:pPr>
-      <w:r>
-        <w:rPr>
-          <w:rFonts w:ascii="Calibri" w:hAnsi="Calibri" w:cs="Arial"/>
-          <w:b/>
-          <w:bCs/>
-          <w:rtl/>
-          <w:sz w:val="24"/>
-          <w:szCs w:val="24"/>
-        </w:rPr>
-        <w:t xml:space="preserve">4. في حالة وجود مشكلة / طارئ</w:t>
-      </w:r>
-    </w:p>
-    <w:p>
-      <w:pPr>
-        <w:pStyle w:val="ListeParagraf"/>
-        <w:bidi/>
-        <w:spacing w:after="80"/>
-        <w:ind w:left="0" w:right="709"/>
-        <w:jc w:val="both"/>
-      </w:pPr>
-      <w:r>
-        <w:rPr>
-          <w:rFonts w:ascii="Calibri" w:hAnsi="Calibri" w:cs="Arial"/>
-          <w:rtl/>
-          <w:sz w:val="24"/>
-          <w:szCs w:val="24"/>
-        </w:rPr>
-        <w:t xml:space="preserve">4.1. في حالة انسكاب كيماوي استخدم عدة الانسكاب، وفي حالة ملامسة الجلد أو العين اغسل لمدة 15 دقيقة على الأقل واستدعِ المسعف.</w:t>
-      </w:r>
-    </w:p>
-    <w:p>
-      <w:pPr>
-        <w:pStyle w:val="ListeParagraf"/>
-        <w:bidi/>
-        <w:spacing w:after="80"/>
-        <w:ind w:left="0" w:right="709"/>
-        <w:jc w:val="both"/>
-      </w:pPr>
-      <w:r>
-        <w:rPr>
-          <w:rFonts w:ascii="Calibri" w:hAnsi="Calibri" w:cs="Arial"/>
-          <w:rtl/>
-          <w:sz w:val="24"/>
-          <w:szCs w:val="24"/>
-        </w:rPr>
-        <w:t xml:space="preserve">4.2. في حالة الحروق برّد المنطقة بماء نظيف وأبلغ عن الحادث، وفي حالة حريق في المجفف افصل الكهرباء واستخدم أقرب طفاية فقط إذا كنت مدرَّبًا.</w:t>
-      </w:r>
-    </w:p>
-    <w:p>
-      <w:pPr>
-        <w:pStyle w:val="ListeParagraf"/>
-        <w:bidi/>
-        <w:spacing w:after="80"/>
-        <w:ind w:left="0" w:right="709"/>
-        <w:jc w:val="both"/>
-      </w:pPr>
-      <w:r>
-        <w:rPr>
-          <w:rFonts w:ascii="Calibri" w:hAnsi="Calibri" w:cs="Arial"/>
-          <w:rtl/>
-          <w:sz w:val="24"/>
-          <w:szCs w:val="24"/>
-        </w:rPr>
-        <w:t xml:space="preserve">4.3. إذا فشلت نتائج اللون أو التثبيت، أوقف الطباعة وأبلغ المشرف ومفتش الجودة.</w:t>
-      </w:r>
-    </w:p>
-    <w:p>
-      <w:pPr>
-        <w:pStyle w:val="ListeParagraf"/>
-        <w:bidi/>
-        <w:spacing w:after="80"/>
-        <w:ind w:left="0" w:right="709"/>
-        <w:jc w:val="both"/>
-      </w:pPr>
-    </w:p>
-    <w:p>
-      <w:pPr>
-        <w:pStyle w:val="ListeParagraf"/>
-        <w:bidi/>
-        <w:spacing w:before="120" w:after="60"/>
-        <w:ind w:left="0" w:right="709"/>
-      </w:pPr>
-      <w:r>
-        <w:rPr>
-          <w:rFonts w:ascii="Calibri" w:hAnsi="Calibri" w:cs="Arial"/>
-          <w:b/>
-          <w:bCs/>
-          <w:rtl/>
-          <w:sz w:val="24"/>
-          <w:szCs w:val="24"/>
-        </w:rPr>
-        <w:t xml:space="preserve">5. الوثائق والسجلات ذات الصلة</w:t>
+          <w:sz w:val="24"/>
+          <w:szCs w:val="24"/>
+        </w:rPr>
+        <w:t xml:space="preserve">EMS.KM.TL.20.02. Chemical Container Labelling Instruction</w:t>
       </w:r>
     </w:p>
     <w:p>
@@ -1623,18 +1240,16 @@
           <w:ilvl w:val="0"/>
           <w:numId w:val="1"/>
         </w:numPr>
-        <w:bidi/>
         <w:spacing w:after="60"/>
         <w:jc w:val="both"/>
       </w:pPr>
       <w:r>
         <w:rPr>
           <w:rFonts w:ascii="Calibri" w:hAnsi="Calibri" w:cs="Arial"/>
-          <w:rtl/>
-          <w:sz w:val="24"/>
-          <w:szCs w:val="24"/>
-        </w:rPr>
-        <w:t xml:space="preserve">أمر الطباعة وعينة الطباعة المعتمدة ووصفة الحبر</w:t>
+          <w:sz w:val="24"/>
+          <w:szCs w:val="24"/>
+        </w:rPr>
+        <w:t xml:space="preserve">EMS.KM.TL.20.03. Chemical Spill Kit Use Instruction</w:t>
       </w:r>
     </w:p>
     <w:p>
@@ -1644,18 +1259,1058 @@
           <w:ilvl w:val="0"/>
           <w:numId w:val="1"/>
         </w:numPr>
-        <w:bidi/>
         <w:spacing w:after="60"/>
         <w:jc w:val="both"/>
       </w:pPr>
       <w:r>
         <w:rPr>
           <w:rFonts w:ascii="Calibri" w:hAnsi="Calibri" w:cs="Arial"/>
-          <w:rtl/>
-          <w:sz w:val="24"/>
-          <w:szCs w:val="24"/>
-        </w:rPr>
-        <w:t xml:space="preserve">سجلات درجة حرارة المجفف وجودة الطباعة</w:t>
+          <w:sz w:val="24"/>
+          <w:szCs w:val="24"/>
+        </w:rPr>
+        <w:t xml:space="preserve">Records are kept for 3 years.</w:t>
+      </w:r>
+    </w:p>
+    <w:p>
+      <w:pPr>
+        <w:pStyle w:val="ListeParagraf"/>
+        <w:spacing w:after="80"/>
+        <w:ind w:left="709" w:right="0"/>
+        <w:jc w:val="both"/>
+      </w:pPr>
+    </w:p>
+    <w:p>
+      <w:pPr>
+        <w:pStyle w:val="ListeParagraf"/>
+        <w:spacing w:before="120" w:after="60"/>
+        <w:ind w:left="709" w:right="0"/>
+      </w:pPr>
+      <w:r>
+        <w:rPr>
+          <w:rFonts w:ascii="Calibri" w:hAnsi="Calibri" w:cs="Arial"/>
+          <w:b/>
+          <w:bCs/>
+          <w:sz w:val="24"/>
+          <w:szCs w:val="24"/>
+        </w:rPr>
+        <w:t xml:space="preserve">7. FEEDBACK AND MONITORING</w:t>
+      </w:r>
+    </w:p>
+    <w:p>
+      <w:pPr>
+        <w:pStyle w:val="ListeParagraf"/>
+        <w:spacing w:after="80"/>
+        <w:ind w:left="709" w:right="0"/>
+        <w:jc w:val="both"/>
+      </w:pPr>
+      <w:r>
+        <w:rPr>
+          <w:rFonts w:ascii="Calibri" w:hAnsi="Calibri" w:cs="Arial"/>
+          <w:sz w:val="24"/>
+          <w:szCs w:val="24"/>
+        </w:rPr>
+        <w:t xml:space="preserve">Print defect rate (target ≤ 1%), first-time pass rate of fastness and adhesion tests (target ≥ 98%), use of nonconforming chemicals (target 0) and chemical consumption are monitored monthly by the Printing Supervisor. Open DOPs are closed within 15 days. This instruction is reviewed every year or after a change in inks, equipment or customer requirements.</w:t>
+      </w:r>
+    </w:p>
+    <w:p>
+      <w:r>
+        <w:br w:type="page"/>
+      </w:r>
+    </w:p>
+    <w:p>
+      <w:pPr>
+        <w:pStyle w:val="ListeParagraf"/>
+        <w:bidi/>
+        <w:spacing w:before="120" w:after="60"/>
+        <w:ind w:left="0" w:right="709"/>
+      </w:pPr>
+      <w:r>
+        <w:rPr>
+          <w:rFonts w:ascii="Calibri" w:hAnsi="Calibri" w:cs="Arial"/>
+          <w:b/>
+          <w:bCs/>
+          <w:rtl/>
+          <w:sz w:val="24"/>
+          <w:szCs w:val="24"/>
+        </w:rPr>
+        <w:t xml:space="preserve">الغرض</w:t>
+      </w:r>
+    </w:p>
+    <w:p>
+      <w:pPr>
+        <w:pStyle w:val="ListeParagraf"/>
+        <w:bidi/>
+        <w:spacing w:after="80"/>
+        <w:ind w:left="0" w:right="709"/>
+        <w:jc w:val="both"/>
+      </w:pPr>
+      <w:r>
+        <w:rPr>
+          <w:rFonts w:ascii="Calibri" w:hAnsi="Calibri" w:cs="Arial"/>
+          <w:rtl/>
+          <w:sz w:val="24"/>
+          <w:szCs w:val="24"/>
+        </w:rPr>
+        <w:t xml:space="preserve">تصف هذه التعليمات كيفية اعتماد التصميم والعينة الأولى وكيفية تنفيذ الطباعة بالشاشة والطباعة بالنقل الحراري وتثبيتها وفحصها لدى شركة إيروغلو للتريكو (EMS)، بحيث تطابق المطبوعات عينة الطباعة المعتمدة من حيث اللون والموضع والثبات، وتُتداول مواد الطباعة الكيميائية بأمان. وتغطي موضوعات تعليمات الطباعة الواردة في نظام إدارة الجودة: TLM-BAS-01 (اعتماد التصميم والعينة الأولى) وTLM-BAS-02 (حرارة الطباعة ومدتها وضغطها).</w:t>
+      </w:r>
+    </w:p>
+    <w:p>
+      <w:pPr>
+        <w:pStyle w:val="ListeParagraf"/>
+        <w:bidi/>
+        <w:spacing w:after="80"/>
+        <w:ind w:left="0" w:right="709"/>
+        <w:jc w:val="both"/>
+      </w:pPr>
+    </w:p>
+    <w:p>
+      <w:pPr>
+        <w:pStyle w:val="ListeParagraf"/>
+        <w:bidi/>
+        <w:spacing w:before="120" w:after="60"/>
+        <w:ind w:left="0" w:right="709"/>
+      </w:pPr>
+      <w:r>
+        <w:rPr>
+          <w:rFonts w:ascii="Calibri" w:hAnsi="Calibri" w:cs="Arial"/>
+          <w:b/>
+          <w:bCs/>
+          <w:rtl/>
+          <w:sz w:val="24"/>
+          <w:szCs w:val="24"/>
+        </w:rPr>
+        <w:t xml:space="preserve">النطاق</w:t>
+      </w:r>
+    </w:p>
+    <w:p>
+      <w:pPr>
+        <w:pStyle w:val="ListeParagraf"/>
+        <w:bidi/>
+        <w:spacing w:after="80"/>
+        <w:ind w:left="0" w:right="709"/>
+        <w:jc w:val="both"/>
+      </w:pPr>
+      <w:r>
+        <w:rPr>
+          <w:rFonts w:ascii="Calibri" w:hAnsi="Calibri" w:cs="Arial"/>
+          <w:rtl/>
+          <w:sz w:val="24"/>
+          <w:szCs w:val="24"/>
+        </w:rPr>
+        <w:t xml:space="preserve">تنطبق على دوارات الطباعة بالشاشة اليدوية والآلية ومجففات الوميض والأنفاق وأفران التثبيت ومكابس النقل الحراري وغرفة تحضير الشاشات وجميع العاملين في الطباعة، من اعتماد التصميم حتى تسليم القطع المطبوعة للخياطة. كما تغطي التعليمات EMS.ÜR.TL.05.10. تعليمات تحضير الشاشات وخلط أحبار الطباعة تفاصيل تحضير الشاشات وخلط الأحبار.</w:t>
+      </w:r>
+    </w:p>
+    <w:p>
+      <w:pPr>
+        <w:pStyle w:val="ListeParagraf"/>
+        <w:bidi/>
+        <w:spacing w:after="80"/>
+        <w:ind w:left="0" w:right="709"/>
+        <w:jc w:val="both"/>
+      </w:pPr>
+    </w:p>
+    <w:p>
+      <w:pPr>
+        <w:pStyle w:val="ListeParagraf"/>
+        <w:bidi/>
+        <w:spacing w:before="120" w:after="60"/>
+        <w:ind w:left="0" w:right="709"/>
+      </w:pPr>
+      <w:r>
+        <w:rPr>
+          <w:rFonts w:ascii="Calibri" w:hAnsi="Calibri" w:cs="Arial"/>
+          <w:b/>
+          <w:bCs/>
+          <w:rtl/>
+          <w:sz w:val="24"/>
+          <w:szCs w:val="24"/>
+        </w:rPr>
+        <w:t xml:space="preserve">المسؤوليات</w:t>
+      </w:r>
+    </w:p>
+    <w:p>
+      <w:pPr>
+        <w:pStyle w:val="ListeParagraf"/>
+        <w:bidi/>
+        <w:spacing w:after="80"/>
+        <w:ind w:left="0" w:right="709"/>
+        <w:jc w:val="both"/>
+      </w:pPr>
+      <w:r>
+        <w:rPr>
+          <w:rFonts w:ascii="Calibri" w:hAnsi="Calibri" w:cs="Arial"/>
+          <w:rtl/>
+          <w:sz w:val="24"/>
+          <w:szCs w:val="24"/>
+        </w:rPr>
+        <w:t xml:space="preserve">• </w:t>
+      </w:r>
+      <w:r>
+        <w:rPr>
+          <w:rFonts w:ascii="Calibri" w:hAnsi="Calibri" w:cs="Arial"/>
+          <w:b/>
+          <w:bCs/>
+          <w:rtl/>
+          <w:sz w:val="24"/>
+          <w:szCs w:val="24"/>
+        </w:rPr>
+        <w:t xml:space="preserve">مشرف الطباعة:</w:t>
+      </w:r>
+      <w:r>
+        <w:rPr>
+          <w:rFonts w:ascii="Calibri" w:hAnsi="Calibri" w:cs="Arial"/>
+          <w:rtl/>
+          <w:sz w:val="24"/>
+          <w:szCs w:val="24"/>
+        </w:rPr>
+        <w:t xml:space="preserve"> يراجع عينة الطباعة المعتمدة ووصفة الحبر ومعايير الطباعة، ويعتمد القطعة المطبوعة الأولى، ويدير سجلات الوردية، ويفتح الإجراء التصحيحي والوقائي (DOP) عند تجاوز الحدود.</w:t>
+      </w:r>
+    </w:p>
+    <w:p>
+      <w:pPr>
+        <w:pStyle w:val="ListeParagraf"/>
+        <w:bidi/>
+        <w:spacing w:after="80"/>
+        <w:ind w:left="0" w:right="709"/>
+        <w:jc w:val="both"/>
+      </w:pPr>
+      <w:r>
+        <w:rPr>
+          <w:rFonts w:ascii="Calibri" w:hAnsi="Calibri" w:cs="Arial"/>
+          <w:rtl/>
+          <w:sz w:val="24"/>
+          <w:szCs w:val="24"/>
+        </w:rPr>
+        <w:t xml:space="preserve">• </w:t>
+      </w:r>
+      <w:r>
+        <w:rPr>
+          <w:rFonts w:ascii="Calibri" w:hAnsi="Calibri" w:cs="Arial"/>
+          <w:b/>
+          <w:bCs/>
+          <w:rtl/>
+          <w:sz w:val="24"/>
+          <w:szCs w:val="24"/>
+        </w:rPr>
+        <w:t xml:space="preserve">محضرو الشاشات والأحبار:</w:t>
+      </w:r>
+      <w:r>
+        <w:rPr>
+          <w:rFonts w:ascii="Calibri" w:hAnsi="Calibri" w:cs="Arial"/>
+          <w:rtl/>
+          <w:sz w:val="24"/>
+          <w:szCs w:val="24"/>
+        </w:rPr>
+        <w:t xml:space="preserve"> يحضّرون الشاشات والأحبار وفق الوصفة المعتمدة، ويسجلون أرقام دفعات الأحبار ونسب الخلط، ويضعون بطاقات على جميع حاويات الأحبار.</w:t>
+      </w:r>
+    </w:p>
+    <w:p>
+      <w:pPr>
+        <w:pStyle w:val="ListeParagraf"/>
+        <w:bidi/>
+        <w:spacing w:after="80"/>
+        <w:ind w:left="0" w:right="709"/>
+        <w:jc w:val="both"/>
+      </w:pPr>
+      <w:r>
+        <w:rPr>
+          <w:rFonts w:ascii="Calibri" w:hAnsi="Calibri" w:cs="Arial"/>
+          <w:rtl/>
+          <w:sz w:val="24"/>
+          <w:szCs w:val="24"/>
+        </w:rPr>
+        <w:t xml:space="preserve">• </w:t>
+      </w:r>
+      <w:r>
+        <w:rPr>
+          <w:rFonts w:ascii="Calibri" w:hAnsi="Calibri" w:cs="Arial"/>
+          <w:b/>
+          <w:bCs/>
+          <w:rtl/>
+          <w:sz w:val="24"/>
+          <w:szCs w:val="24"/>
+        </w:rPr>
+        <w:t xml:space="preserve">عمال الطباعة والمساعدون:</w:t>
+      </w:r>
+      <w:r>
+        <w:rPr>
+          <w:rFonts w:ascii="Calibri" w:hAnsi="Calibri" w:cs="Arial"/>
+          <w:rtl/>
+          <w:sz w:val="24"/>
+          <w:szCs w:val="24"/>
+        </w:rPr>
+        <w:t xml:space="preserve"> يحملون القطع ويطبعون ويثبّتون ويفرغون القطع وفق هذه التعليمات ويطبقون القيم المضبوطة.</w:t>
+      </w:r>
+    </w:p>
+    <w:p>
+      <w:pPr>
+        <w:pStyle w:val="ListeParagraf"/>
+        <w:bidi/>
+        <w:spacing w:after="80"/>
+        <w:ind w:left="0" w:right="709"/>
+        <w:jc w:val="both"/>
+      </w:pPr>
+      <w:r>
+        <w:rPr>
+          <w:rFonts w:ascii="Calibri" w:hAnsi="Calibri" w:cs="Arial"/>
+          <w:rtl/>
+          <w:sz w:val="24"/>
+          <w:szCs w:val="24"/>
+        </w:rPr>
+        <w:t xml:space="preserve">• </w:t>
+      </w:r>
+      <w:r>
+        <w:rPr>
+          <w:rFonts w:ascii="Calibri" w:hAnsi="Calibri" w:cs="Arial"/>
+          <w:b/>
+          <w:bCs/>
+          <w:rtl/>
+          <w:sz w:val="24"/>
+          <w:szCs w:val="24"/>
+        </w:rPr>
+        <w:t xml:space="preserve">مفتش الجودة:</w:t>
+      </w:r>
+      <w:r>
+        <w:rPr>
+          <w:rFonts w:ascii="Calibri" w:hAnsi="Calibri" w:cs="Arial"/>
+          <w:rtl/>
+          <w:sz w:val="24"/>
+          <w:szCs w:val="24"/>
+        </w:rPr>
+        <w:t xml:space="preserve"> يفحص جودة الطباعة والموضع واختبارات التثبيت ويسجل النتائج.</w:t>
+      </w:r>
+    </w:p>
+    <w:p>
+      <w:pPr>
+        <w:pStyle w:val="ListeParagraf"/>
+        <w:bidi/>
+        <w:spacing w:after="80"/>
+        <w:ind w:left="0" w:right="709"/>
+        <w:jc w:val="both"/>
+      </w:pPr>
+      <w:r>
+        <w:rPr>
+          <w:rFonts w:ascii="Calibri" w:hAnsi="Calibri" w:cs="Arial"/>
+          <w:rtl/>
+          <w:sz w:val="24"/>
+          <w:szCs w:val="24"/>
+        </w:rPr>
+        <w:t xml:space="preserve">• </w:t>
+      </w:r>
+      <w:r>
+        <w:rPr>
+          <w:rFonts w:ascii="Calibri" w:hAnsi="Calibri" w:cs="Arial"/>
+          <w:b/>
+          <w:bCs/>
+          <w:rtl/>
+          <w:sz w:val="24"/>
+          <w:szCs w:val="24"/>
+        </w:rPr>
+        <w:t xml:space="preserve">المختبر:</w:t>
+      </w:r>
+      <w:r>
+        <w:rPr>
+          <w:rFonts w:ascii="Calibri" w:hAnsi="Calibri" w:cs="Arial"/>
+          <w:rtl/>
+          <w:sz w:val="24"/>
+          <w:szCs w:val="24"/>
+        </w:rPr>
+        <w:t xml:space="preserve"> يختبر ثبات اللون للاحتكاك والغسيل والالتصاق على عينات من كل لوط ويبلغ بالنتائج.</w:t>
+      </w:r>
+    </w:p>
+    <w:p>
+      <w:pPr>
+        <w:pStyle w:val="ListeParagraf"/>
+        <w:bidi/>
+        <w:spacing w:after="80"/>
+        <w:ind w:left="0" w:right="709"/>
+        <w:jc w:val="both"/>
+      </w:pPr>
+      <w:r>
+        <w:rPr>
+          <w:rFonts w:ascii="Calibri" w:hAnsi="Calibri" w:cs="Arial"/>
+          <w:rtl/>
+          <w:sz w:val="24"/>
+          <w:szCs w:val="24"/>
+        </w:rPr>
+        <w:t xml:space="preserve">• </w:t>
+      </w:r>
+      <w:r>
+        <w:rPr>
+          <w:rFonts w:ascii="Calibri" w:hAnsi="Calibri" w:cs="Arial"/>
+          <w:b/>
+          <w:bCs/>
+          <w:rtl/>
+          <w:sz w:val="24"/>
+          <w:szCs w:val="24"/>
+        </w:rPr>
+        <w:t xml:space="preserve">مدير ضمان الجودة:</w:t>
+      </w:r>
+      <w:r>
+        <w:rPr>
+          <w:rFonts w:ascii="Calibri" w:hAnsi="Calibri" w:cs="Arial"/>
+          <w:rtl/>
+          <w:sz w:val="24"/>
+          <w:szCs w:val="24"/>
+        </w:rPr>
+        <w:t xml:space="preserve"> يمنح اعتماد التصميم والعينة الأولى، ويقرر قبول اللوطات أو رفضها أو الإفراج عنها، ويدير عملية الإجراء التصحيحي والوقائي (DOP).</w:t>
+      </w:r>
+    </w:p>
+    <w:p>
+      <w:pPr>
+        <w:pStyle w:val="ListeParagraf"/>
+        <w:bidi/>
+        <w:spacing w:after="80"/>
+        <w:ind w:left="0" w:right="709"/>
+        <w:jc w:val="both"/>
+      </w:pPr>
+      <w:r>
+        <w:rPr>
+          <w:rFonts w:ascii="Calibri" w:hAnsi="Calibri" w:cs="Arial"/>
+          <w:rtl/>
+          <w:sz w:val="24"/>
+          <w:szCs w:val="24"/>
+        </w:rPr>
+        <w:t xml:space="preserve">• </w:t>
+      </w:r>
+      <w:r>
+        <w:rPr>
+          <w:rFonts w:ascii="Calibri" w:hAnsi="Calibri" w:cs="Arial"/>
+          <w:b/>
+          <w:bCs/>
+          <w:rtl/>
+          <w:sz w:val="24"/>
+          <w:szCs w:val="24"/>
+        </w:rPr>
+        <w:t xml:space="preserve">مسؤول إدارة المواد الكيميائية:</w:t>
+      </w:r>
+      <w:r>
+        <w:rPr>
+          <w:rFonts w:ascii="Calibri" w:hAnsi="Calibri" w:cs="Arial"/>
+          <w:rtl/>
+          <w:sz w:val="24"/>
+          <w:szCs w:val="24"/>
+        </w:rPr>
+        <w:t xml:space="preserve"> يتحقق من مطابقة الأحبار والمواد الكيميائية لقائمة ZDHC MRSL وقائمة RSL الخاصة بالعميل، ويسحب المواد غير المطابقة من الاستخدام.</w:t>
+      </w:r>
+    </w:p>
+    <w:p>
+      <w:pPr>
+        <w:pStyle w:val="ListeParagraf"/>
+        <w:bidi/>
+        <w:spacing w:after="80"/>
+        <w:ind w:left="0" w:right="709"/>
+        <w:jc w:val="both"/>
+      </w:pPr>
+    </w:p>
+    <w:p>
+      <w:pPr>
+        <w:pStyle w:val="ListeParagraf"/>
+        <w:bidi/>
+        <w:spacing w:before="120" w:after="60"/>
+        <w:ind w:left="0" w:right="709"/>
+      </w:pPr>
+      <w:r>
+        <w:rPr>
+          <w:rFonts w:ascii="Calibri" w:hAnsi="Calibri" w:cs="Arial"/>
+          <w:b/>
+          <w:bCs/>
+          <w:rtl/>
+          <w:sz w:val="24"/>
+          <w:szCs w:val="24"/>
+        </w:rPr>
+        <w:t xml:space="preserve">التعريفات</w:t>
+      </w:r>
+    </w:p>
+    <w:p>
+      <w:pPr>
+        <w:pStyle w:val="ListeParagraf"/>
+        <w:bidi/>
+        <w:spacing w:after="80"/>
+        <w:ind w:left="0" w:right="709"/>
+        <w:jc w:val="both"/>
+      </w:pPr>
+      <w:r>
+        <w:rPr>
+          <w:rFonts w:ascii="Calibri" w:hAnsi="Calibri" w:cs="Arial"/>
+          <w:rtl/>
+          <w:sz w:val="24"/>
+          <w:szCs w:val="24"/>
+        </w:rPr>
+        <w:t xml:space="preserve">• </w:t>
+      </w:r>
+      <w:r>
+        <w:rPr>
+          <w:rFonts w:ascii="Calibri" w:hAnsi="Calibri" w:cs="Arial"/>
+          <w:b/>
+          <w:bCs/>
+          <w:rtl/>
+          <w:sz w:val="24"/>
+          <w:szCs w:val="24"/>
+        </w:rPr>
+        <w:t xml:space="preserve">عينة الطباعة (Strike-off):</w:t>
+      </w:r>
+      <w:r>
+        <w:rPr>
+          <w:rFonts w:ascii="Calibri" w:hAnsi="Calibri" w:cs="Arial"/>
+          <w:rtl/>
+          <w:sz w:val="24"/>
+          <w:szCs w:val="24"/>
+        </w:rPr>
+        <w:t xml:space="preserve"> العينة المطبوعة التي يعتمدها العميل من حيث اللون والتصميم وملمس القماش.</w:t>
+      </w:r>
+    </w:p>
+    <w:p>
+      <w:pPr>
+        <w:pStyle w:val="ListeParagraf"/>
+        <w:bidi/>
+        <w:spacing w:after="80"/>
+        <w:ind w:left="0" w:right="709"/>
+        <w:jc w:val="both"/>
+      </w:pPr>
+      <w:r>
+        <w:rPr>
+          <w:rFonts w:ascii="Calibri" w:hAnsi="Calibri" w:cs="Arial"/>
+          <w:rtl/>
+          <w:sz w:val="24"/>
+          <w:szCs w:val="24"/>
+        </w:rPr>
+        <w:t xml:space="preserve">• </w:t>
+      </w:r>
+      <w:r>
+        <w:rPr>
+          <w:rFonts w:ascii="Calibri" w:hAnsi="Calibri" w:cs="Arial"/>
+          <w:b/>
+          <w:bCs/>
+          <w:rtl/>
+          <w:sz w:val="24"/>
+          <w:szCs w:val="24"/>
+        </w:rPr>
+        <w:t xml:space="preserve">التثبيت (Curing):</w:t>
+      </w:r>
+      <w:r>
+        <w:rPr>
+          <w:rFonts w:ascii="Calibri" w:hAnsi="Calibri" w:cs="Arial"/>
+          <w:rtl/>
+          <w:sz w:val="24"/>
+          <w:szCs w:val="24"/>
+        </w:rPr>
+        <w:t xml:space="preserve"> تسخين الحبر المطبوع عند الحرارة والمدة المحددتين ليثبت على القماش.</w:t>
+      </w:r>
+    </w:p>
+    <w:p>
+      <w:pPr>
+        <w:pStyle w:val="ListeParagraf"/>
+        <w:bidi/>
+        <w:spacing w:after="80"/>
+        <w:ind w:left="0" w:right="709"/>
+        <w:jc w:val="both"/>
+      </w:pPr>
+      <w:r>
+        <w:rPr>
+          <w:rFonts w:ascii="Calibri" w:hAnsi="Calibri" w:cs="Arial"/>
+          <w:rtl/>
+          <w:sz w:val="24"/>
+          <w:szCs w:val="24"/>
+        </w:rPr>
+        <w:t xml:space="preserve">• </w:t>
+      </w:r>
+      <w:r>
+        <w:rPr>
+          <w:rFonts w:ascii="Calibri" w:hAnsi="Calibri" w:cs="Arial"/>
+          <w:b/>
+          <w:bCs/>
+          <w:rtl/>
+          <w:sz w:val="24"/>
+          <w:szCs w:val="24"/>
+        </w:rPr>
+        <w:t xml:space="preserve">التسجيل (Registration):</w:t>
+      </w:r>
+      <w:r>
+        <w:rPr>
+          <w:rFonts w:ascii="Calibri" w:hAnsi="Calibri" w:cs="Arial"/>
+          <w:rtl/>
+          <w:sz w:val="24"/>
+          <w:szCs w:val="24"/>
+        </w:rPr>
+        <w:t xml:space="preserve"> المحاذاة الدقيقة لألوان الطباعة أو طبقاتها.</w:t>
+      </w:r>
+    </w:p>
+    <w:p>
+      <w:pPr>
+        <w:pStyle w:val="ListeParagraf"/>
+        <w:bidi/>
+        <w:spacing w:after="80"/>
+        <w:ind w:left="0" w:right="709"/>
+        <w:jc w:val="both"/>
+      </w:pPr>
+      <w:r>
+        <w:rPr>
+          <w:rFonts w:ascii="Calibri" w:hAnsi="Calibri" w:cs="Arial"/>
+          <w:rtl/>
+          <w:sz w:val="24"/>
+          <w:szCs w:val="24"/>
+        </w:rPr>
+        <w:t xml:space="preserve">• </w:t>
+      </w:r>
+      <w:r>
+        <w:rPr>
+          <w:rFonts w:ascii="Calibri" w:hAnsi="Calibri" w:cs="Arial"/>
+          <w:b/>
+          <w:bCs/>
+          <w:rtl/>
+          <w:sz w:val="24"/>
+          <w:szCs w:val="24"/>
+        </w:rPr>
+        <w:t xml:space="preserve">ΔE:</w:t>
+      </w:r>
+      <w:r>
+        <w:rPr>
+          <w:rFonts w:ascii="Calibri" w:hAnsi="Calibri" w:cs="Arial"/>
+          <w:rtl/>
+          <w:sz w:val="24"/>
+          <w:szCs w:val="24"/>
+        </w:rPr>
+        <w:t xml:space="preserve"> القيمة العددية للفرق اللوني بين العينة المعتمدة والطباعة الإنتاجية.</w:t>
+      </w:r>
+    </w:p>
+    <w:p>
+      <w:pPr>
+        <w:pStyle w:val="ListeParagraf"/>
+        <w:bidi/>
+        <w:spacing w:after="80"/>
+        <w:ind w:left="0" w:right="709"/>
+        <w:jc w:val="both"/>
+      </w:pPr>
+      <w:r>
+        <w:rPr>
+          <w:rFonts w:ascii="Calibri" w:hAnsi="Calibri" w:cs="Arial"/>
+          <w:rtl/>
+          <w:sz w:val="24"/>
+          <w:szCs w:val="24"/>
+        </w:rPr>
+        <w:t xml:space="preserve">• </w:t>
+      </w:r>
+      <w:r>
+        <w:rPr>
+          <w:rFonts w:ascii="Calibri" w:hAnsi="Calibri" w:cs="Arial"/>
+          <w:b/>
+          <w:bCs/>
+          <w:rtl/>
+          <w:sz w:val="24"/>
+          <w:szCs w:val="24"/>
+        </w:rPr>
+        <w:t xml:space="preserve">الإجراء التصحيحي والوقائي (DOP):</w:t>
+      </w:r>
+      <w:r>
+        <w:rPr>
+          <w:rFonts w:ascii="Calibri" w:hAnsi="Calibri" w:cs="Arial"/>
+          <w:rtl/>
+          <w:sz w:val="24"/>
+          <w:szCs w:val="24"/>
+        </w:rPr>
+        <w:t xml:space="preserve"> إجراء تصحيحي ووقائي.</w:t>
+      </w:r>
+    </w:p>
+    <w:p>
+      <w:pPr>
+        <w:pStyle w:val="ListeParagraf"/>
+        <w:bidi/>
+        <w:spacing w:after="80"/>
+        <w:ind w:left="0" w:right="709"/>
+        <w:jc w:val="both"/>
+      </w:pPr>
+    </w:p>
+    <w:p>
+      <w:pPr>
+        <w:pStyle w:val="ListeParagraf"/>
+        <w:bidi/>
+        <w:spacing w:before="120" w:after="60"/>
+        <w:ind w:left="0" w:right="709"/>
+      </w:pPr>
+      <w:r>
+        <w:rPr>
+          <w:rFonts w:ascii="Calibri" w:hAnsi="Calibri" w:cs="Arial"/>
+          <w:b/>
+          <w:bCs/>
+          <w:rtl/>
+          <w:sz w:val="24"/>
+          <w:szCs w:val="24"/>
+        </w:rPr>
+        <w:t xml:space="preserve">التعليمات</w:t>
+      </w:r>
+    </w:p>
+    <w:p>
+      <w:pPr>
+        <w:pStyle w:val="ListeParagraf"/>
+        <w:bidi/>
+        <w:spacing w:before="120" w:after="60"/>
+        <w:ind w:left="0" w:right="709"/>
+      </w:pPr>
+      <w:r>
+        <w:rPr>
+          <w:rFonts w:ascii="Calibri" w:hAnsi="Calibri" w:cs="Arial"/>
+          <w:b/>
+          <w:bCs/>
+          <w:rtl/>
+          <w:sz w:val="24"/>
+          <w:szCs w:val="24"/>
+        </w:rPr>
+        <w:t xml:space="preserve">1. اعتماد التصميم والعينة الأولى</w:t>
+      </w:r>
+    </w:p>
+    <w:p>
+      <w:pPr>
+        <w:pStyle w:val="ListeParagraf"/>
+        <w:bidi/>
+        <w:spacing w:after="80"/>
+        <w:ind w:left="0" w:right="709"/>
+        <w:jc w:val="both"/>
+      </w:pPr>
+      <w:r>
+        <w:rPr>
+          <w:rFonts w:ascii="Calibri" w:hAnsi="Calibri" w:cs="Arial"/>
+          <w:rtl/>
+          <w:sz w:val="24"/>
+          <w:szCs w:val="24"/>
+        </w:rPr>
+        <w:t xml:space="preserve">1.1. قارن ملف التصميم ومرجع اللون (بانتون أو مرجع العميل) وأبعاد الموضع بالبطاقة الفنية قبل تحضير أي شاشة أو برنامج.</w:t>
+      </w:r>
+    </w:p>
+    <w:p>
+      <w:pPr>
+        <w:pStyle w:val="ListeParagraf"/>
+        <w:bidi/>
+        <w:spacing w:after="80"/>
+        <w:ind w:left="0" w:right="709"/>
+        <w:jc w:val="both"/>
+      </w:pPr>
+      <w:r>
+        <w:rPr>
+          <w:rFonts w:ascii="Calibri" w:hAnsi="Calibri" w:cs="Arial"/>
+          <w:rtl/>
+          <w:sz w:val="24"/>
+          <w:szCs w:val="24"/>
+        </w:rPr>
+        <w:t xml:space="preserve">1.2. أنتج عينة الطباعة الأولى وافحص اللون والموضع وملمس القماش والأبعاد؛ وسجّل النتائج في نموذج اعتماد الطباعة والتطريز (EMS.QA.FRM.03.05).</w:t>
+      </w:r>
+    </w:p>
+    <w:p>
+      <w:pPr>
+        <w:pStyle w:val="ListeParagraf"/>
+        <w:bidi/>
+        <w:spacing w:after="80"/>
+        <w:ind w:left="0" w:right="709"/>
+        <w:jc w:val="both"/>
+      </w:pPr>
+      <w:r>
+        <w:rPr>
+          <w:rFonts w:ascii="Calibri" w:hAnsi="Calibri" w:cs="Arial"/>
+          <w:rtl/>
+          <w:sz w:val="24"/>
+          <w:szCs w:val="24"/>
+        </w:rPr>
+        <w:t xml:space="preserve">1.3. احصل على موافقة العميل الخطية واحتفظ بها في ملف الطلبية؛ ولا يبدأ الإنتاج الكمي بعينة غير معتمدة.</w:t>
+      </w:r>
+    </w:p>
+    <w:p>
+      <w:pPr>
+        <w:pStyle w:val="ListeParagraf"/>
+        <w:bidi/>
+        <w:spacing w:after="80"/>
+        <w:ind w:left="0" w:right="709"/>
+        <w:jc w:val="both"/>
+      </w:pPr>
+      <w:r>
+        <w:rPr>
+          <w:rFonts w:ascii="Calibri" w:hAnsi="Calibri" w:cs="Arial"/>
+          <w:rtl/>
+          <w:sz w:val="24"/>
+          <w:szCs w:val="24"/>
+        </w:rPr>
+        <w:t xml:space="preserve">1.4. يُسجَّل أي تغيير في التصميم أو اللون بعد الاعتماد في سجل تغيير ويُبلَّغ به الأقسام المعنية.</w:t>
+      </w:r>
+    </w:p>
+    <w:p>
+      <w:pPr>
+        <w:pStyle w:val="ListeParagraf"/>
+        <w:bidi/>
+        <w:spacing w:after="80"/>
+        <w:ind w:left="0" w:right="709"/>
+        <w:jc w:val="both"/>
+      </w:pPr>
+    </w:p>
+    <w:p>
+      <w:pPr>
+        <w:pStyle w:val="ListeParagraf"/>
+        <w:bidi/>
+        <w:spacing w:before="120" w:after="60"/>
+        <w:ind w:left="0" w:right="709"/>
+      </w:pPr>
+      <w:r>
+        <w:rPr>
+          <w:rFonts w:ascii="Calibri" w:hAnsi="Calibri" w:cs="Arial"/>
+          <w:b/>
+          <w:bCs/>
+          <w:rtl/>
+          <w:sz w:val="24"/>
+          <w:szCs w:val="24"/>
+        </w:rPr>
+        <w:t xml:space="preserve">2. قبل البدء</w:t>
+      </w:r>
+    </w:p>
+    <w:p>
+      <w:pPr>
+        <w:pStyle w:val="ListeParagraf"/>
+        <w:bidi/>
+        <w:spacing w:after="80"/>
+        <w:ind w:left="0" w:right="709"/>
+        <w:jc w:val="both"/>
+      </w:pPr>
+      <w:r>
+        <w:rPr>
+          <w:rFonts w:ascii="Calibri" w:hAnsi="Calibri" w:cs="Arial"/>
+          <w:rtl/>
+          <w:sz w:val="24"/>
+          <w:szCs w:val="24"/>
+        </w:rPr>
+        <w:t xml:space="preserve">2.1. راجع أمر الطباعة وعينة الطباعة المعتمدة وموضع التصميم ووصفة الحبر؛ واستخدم فقط الأحبار الواردة في قائمة المواد الكيميائية المعتمدة والمطابقة لقائمة ZDHC MRSL وقائمة RSL الخاصة بالعميل؛ وأبقِ صحائف بيانات السلامة (SDS) متاحة في القسم.</w:t>
+      </w:r>
+    </w:p>
+    <w:p>
+      <w:pPr>
+        <w:pStyle w:val="ListeParagraf"/>
+        <w:bidi/>
+        <w:spacing w:after="80"/>
+        <w:ind w:left="0" w:right="709"/>
+        <w:jc w:val="both"/>
+      </w:pPr>
+      <w:r>
+        <w:rPr>
+          <w:rFonts w:ascii="Calibri" w:hAnsi="Calibri" w:cs="Arial"/>
+          <w:rtl/>
+          <w:sz w:val="24"/>
+          <w:szCs w:val="24"/>
+        </w:rPr>
+        <w:t xml:space="preserve">2.2. افحص الشاشات من حيث الثقوب الدقيقة وسلامة الشبكة والشد والتسجيل؛ وضع على كل حاوية حبر بطاقة بالاسم واللون والتاريخ ورقم الدفعة ورمز الخطر؛ وتُحفظ الأحبار المفتوحة ضمن مدة الصلاحية وشروط التخزين.</w:t>
+      </w:r>
+    </w:p>
+    <w:p>
+      <w:pPr>
+        <w:pStyle w:val="ListeParagraf"/>
+        <w:bidi/>
+        <w:spacing w:after="80"/>
+        <w:ind w:left="0" w:right="709"/>
+        <w:jc w:val="both"/>
+      </w:pPr>
+      <w:r>
+        <w:rPr>
+          <w:rFonts w:ascii="Calibri" w:hAnsi="Calibri" w:cs="Arial"/>
+          <w:rtl/>
+          <w:sz w:val="24"/>
+          <w:szCs w:val="24"/>
+        </w:rPr>
+        <w:t xml:space="preserve">2.3. حضّر خليط الحبر وفق الوصفة وسجّل رقم الدفعة ونسبة الخلط.</w:t>
+      </w:r>
+    </w:p>
+    <w:p>
+      <w:pPr>
+        <w:pStyle w:val="ListeParagraf"/>
+        <w:bidi/>
+        <w:spacing w:after="80"/>
+        <w:ind w:left="0" w:right="709"/>
+        <w:jc w:val="both"/>
+      </w:pPr>
+      <w:r>
+        <w:rPr>
+          <w:rFonts w:ascii="Calibri" w:hAnsi="Calibri" w:cs="Arial"/>
+          <w:rtl/>
+          <w:sz w:val="24"/>
+          <w:szCs w:val="24"/>
+        </w:rPr>
+        <w:t xml:space="preserve">2.4. اضبط حرارة المجفف أو الفرن أو المكبس ومدتها وضغطها كما هو محدد في الوصفة المعتمدة والبطاقة الفنية لمصنّع الحبر، وتحقق منها بشريط حراري أو ميزان حرارة أو مؤقت أو مقياس ضغط في بداية كل وردية وعند تغيير كل لوط (مثال على السماحية: الحرارة ± 5 °م، والمدة والضغط ± 5%؛ وتُحدد الحدود في مواصفات العميل / سياسة الشركة).</w:t>
+      </w:r>
+    </w:p>
+    <w:p>
+      <w:pPr>
+        <w:pStyle w:val="ListeParagraf"/>
+        <w:bidi/>
+        <w:spacing w:after="80"/>
+        <w:ind w:left="0" w:right="709"/>
+        <w:jc w:val="both"/>
+      </w:pPr>
+    </w:p>
+    <w:p>
+      <w:pPr>
+        <w:pStyle w:val="ListeParagraf"/>
+        <w:bidi/>
+        <w:spacing w:before="120" w:after="60"/>
+        <w:ind w:left="0" w:right="709"/>
+      </w:pPr>
+      <w:r>
+        <w:rPr>
+          <w:rFonts w:ascii="Calibri" w:hAnsi="Calibri" w:cs="Arial"/>
+          <w:b/>
+          <w:bCs/>
+          <w:rtl/>
+          <w:sz w:val="24"/>
+          <w:szCs w:val="24"/>
+        </w:rPr>
+        <w:t xml:space="preserve">3. التشغيل</w:t>
+      </w:r>
+    </w:p>
+    <w:p>
+      <w:pPr>
+        <w:pStyle w:val="ListeParagraf"/>
+        <w:bidi/>
+        <w:spacing w:after="80"/>
+        <w:ind w:left="0" w:right="709"/>
+        <w:jc w:val="both"/>
+      </w:pPr>
+      <w:r>
+        <w:rPr>
+          <w:rFonts w:ascii="Calibri" w:hAnsi="Calibri" w:cs="Arial"/>
+          <w:rtl/>
+          <w:sz w:val="24"/>
+          <w:szCs w:val="24"/>
+        </w:rPr>
+        <w:t xml:space="preserve">3.1. اطبع قطعة أولى وقارنها بعينة الطباعة تحت صندوق الإضاءة (المستهدف ΔE ≤ 1.5) واحصل على اعتماد المشرف قبل الطباعة الكمية.</w:t>
+      </w:r>
+    </w:p>
+    <w:p>
+      <w:pPr>
+        <w:pStyle w:val="ListeParagraf"/>
+        <w:bidi/>
+        <w:spacing w:after="80"/>
+        <w:ind w:left="0" w:right="709"/>
+        <w:jc w:val="both"/>
+      </w:pPr>
+      <w:r>
+        <w:rPr>
+          <w:rFonts w:ascii="Calibri" w:hAnsi="Calibri" w:cs="Arial"/>
+          <w:rtl/>
+          <w:sz w:val="24"/>
+          <w:szCs w:val="24"/>
+        </w:rPr>
+        <w:t xml:space="preserve">3.2. أبقِ القطع بترتيب الربطات والمقاسات؛ ولا تخلط لوطات اللون أو المقاسات على الدوار.</w:t>
+      </w:r>
+    </w:p>
+    <w:p>
+      <w:pPr>
+        <w:pStyle w:val="ListeParagraf"/>
+        <w:bidi/>
+        <w:spacing w:after="80"/>
+        <w:ind w:left="0" w:right="709"/>
+        <w:jc w:val="both"/>
+      </w:pPr>
+      <w:r>
+        <w:rPr>
+          <w:rFonts w:ascii="Calibri" w:hAnsi="Calibri" w:cs="Arial"/>
+          <w:rtl/>
+          <w:sz w:val="24"/>
+          <w:szCs w:val="24"/>
+        </w:rPr>
+        <w:t xml:space="preserve">3.3. افحص موضع الطباعة (مثال: ± 3 مم) والتسجيل واللون وجودة السطح بانتظام (مثال: القطعة الأولى وكل 100 قطعة)؛ ويأخذ مفتش الجودة عينات على فترات محددة ويسجلها في نموذج مراقبة جودة الطباعة والتطريز (EMS.QA.FRM.03.04).</w:t>
+      </w:r>
+    </w:p>
+    <w:p>
+      <w:pPr>
+        <w:pStyle w:val="ListeParagraf"/>
+        <w:bidi/>
+        <w:spacing w:after="80"/>
+        <w:ind w:left="0" w:right="709"/>
+        <w:jc w:val="both"/>
+      </w:pPr>
+      <w:r>
+        <w:rPr>
+          <w:rFonts w:ascii="Calibri" w:hAnsi="Calibri" w:cs="Arial"/>
+          <w:rtl/>
+          <w:sz w:val="24"/>
+          <w:szCs w:val="24"/>
+        </w:rPr>
+        <w:t xml:space="preserve">3.4. ثبّت المطبوعات عند الحرارة والمدة المضبوطتين؛ وتحقق من حرارة الفرن بجهاز قياس وافحص الالتصاق على القطعة الأولى من كل لوط تثبيت (اختبار الشريط اللاصق؛ دون تقشر أو تشقق).</w:t>
+      </w:r>
+    </w:p>
+    <w:p>
+      <w:pPr>
+        <w:pStyle w:val="ListeParagraf"/>
+        <w:bidi/>
+        <w:spacing w:after="80"/>
+        <w:ind w:left="0" w:right="709"/>
+        <w:jc w:val="both"/>
+      </w:pPr>
+      <w:r>
+        <w:rPr>
+          <w:rFonts w:ascii="Calibri" w:hAnsi="Calibri" w:cs="Arial"/>
+          <w:rtl/>
+          <w:sz w:val="24"/>
+          <w:szCs w:val="24"/>
+        </w:rPr>
+        <w:t xml:space="preserve">3.5. يختبر المختبر عينات من كل لوط لثبات اللون للاحتكاك (ISO 105-X12؛ مثال: جاف ≥ 4، رطب ≥ 3) وللغسيل (ISO 105-C06؛ مثال: تغير اللون والتلطخ ≥ 4)، ولثبات العرق أو الضوء عند الطلب.</w:t>
+      </w:r>
+    </w:p>
+    <w:p>
+      <w:pPr>
+        <w:pStyle w:val="ListeParagraf"/>
+        <w:bidi/>
+        <w:spacing w:after="80"/>
+        <w:ind w:left="0" w:right="709"/>
+        <w:jc w:val="both"/>
+      </w:pPr>
+      <w:r>
+        <w:rPr>
+          <w:rFonts w:ascii="Calibri" w:hAnsi="Calibri" w:cs="Arial"/>
+          <w:rtl/>
+          <w:sz w:val="24"/>
+          <w:szCs w:val="24"/>
+        </w:rPr>
+        <w:t xml:space="preserve">3.6. افصل القطع المعيبة وسجّلها (المستهدف لنسبة عيوب الطباعة ≤ 1%) وأعد القطع المطبوعة إلى الخياطة مع بطاقات الربطات بعد الإفراج عن اللوط.</w:t>
+      </w:r>
+    </w:p>
+    <w:p>
+      <w:pPr>
+        <w:pStyle w:val="ListeParagraf"/>
+        <w:bidi/>
+        <w:spacing w:after="80"/>
+        <w:ind w:left="0" w:right="709"/>
+        <w:jc w:val="both"/>
+      </w:pPr>
+      <w:r>
+        <w:rPr>
+          <w:rFonts w:ascii="Calibri" w:hAnsi="Calibri" w:cs="Arial"/>
+          <w:rtl/>
+          <w:sz w:val="24"/>
+          <w:szCs w:val="24"/>
+        </w:rPr>
+        <w:t xml:space="preserve">3.7. عند ملاحظة انزلاق القماش أو انحراف اللون أو التلطخ، أوقف الطباعة وأعد فحص الإعدادات.</w:t>
+      </w:r>
+    </w:p>
+    <w:p>
+      <w:pPr>
+        <w:pStyle w:val="ListeParagraf"/>
+        <w:bidi/>
+        <w:spacing w:after="80"/>
+        <w:ind w:left="0" w:right="709"/>
+        <w:jc w:val="both"/>
+      </w:pPr>
+    </w:p>
+    <w:p>
+      <w:pPr>
+        <w:pStyle w:val="ListeParagraf"/>
+        <w:bidi/>
+        <w:spacing w:before="120" w:after="60"/>
+        <w:ind w:left="0" w:right="709"/>
+      </w:pPr>
+      <w:r>
+        <w:rPr>
+          <w:rFonts w:ascii="Calibri" w:hAnsi="Calibri" w:cs="Arial"/>
+          <w:b/>
+          <w:bCs/>
+          <w:rtl/>
+          <w:sz w:val="24"/>
+          <w:szCs w:val="24"/>
+        </w:rPr>
+        <w:t xml:space="preserve">4. قواعد السلامة / المحظورات</w:t>
       </w:r>
     </w:p>
     <w:p>
@@ -1676,7 +2331,7 @@
           <w:sz w:val="24"/>
           <w:szCs w:val="24"/>
         </w:rPr>
-        <w:t xml:space="preserve">EMS.KM.TL.20.02. تعليمات توسيم عبوات الكيماويات</w:t>
+        <w:t xml:space="preserve">لا تستخدم المذيبات أو منظفات الشاشات دون قفازات ونظارات وتهوية موضعية.</w:t>
       </w:r>
     </w:p>
     <w:p>
@@ -1697,7 +2352,70 @@
           <w:sz w:val="24"/>
           <w:szCs w:val="24"/>
         </w:rPr>
-        <w:t xml:space="preserve">EMS.KM.TL.20.03. تعليمات استخدام عدة انسكاب الكيماويات</w:t>
+        <w:t xml:space="preserve">لا تضع يديك تحت المكبس أو داخل الدوار أثناء حركته.</w:t>
+      </w:r>
+    </w:p>
+    <w:p>
+      <w:pPr>
+        <w:pStyle w:val="ListeParagraf"/>
+        <w:numPr>
+          <w:ilvl w:val="0"/>
+          <w:numId w:val="1"/>
+        </w:numPr>
+        <w:bidi/>
+        <w:spacing w:after="60"/>
+        <w:jc w:val="both"/>
+      </w:pPr>
+      <w:r>
+        <w:rPr>
+          <w:rFonts w:ascii="Calibri" w:hAnsi="Calibri" w:cs="Arial"/>
+          <w:rtl/>
+          <w:sz w:val="24"/>
+          <w:szCs w:val="24"/>
+        </w:rPr>
+        <w:t xml:space="preserve">لا تلمس أحزمة المجفف أو ألواح التسخين ولا تترك القطع داخل المجفف عند توقف الحزام.</w:t>
+      </w:r>
+    </w:p>
+    <w:p>
+      <w:pPr>
+        <w:pStyle w:val="ListeParagraf"/>
+        <w:numPr>
+          <w:ilvl w:val="0"/>
+          <w:numId w:val="1"/>
+        </w:numPr>
+        <w:bidi/>
+        <w:spacing w:after="60"/>
+        <w:jc w:val="both"/>
+      </w:pPr>
+      <w:r>
+        <w:rPr>
+          <w:rFonts w:ascii="Calibri" w:hAnsi="Calibri" w:cs="Arial"/>
+          <w:rtl/>
+          <w:sz w:val="24"/>
+          <w:szCs w:val="24"/>
+        </w:rPr>
+        <w:t xml:space="preserve">لا تصبّ بقايا الأحبار أو المذيبات في المصارف؛ اجمعها كنفايات خطرة مع الخرق الملطخة بالحبر ومياه غسيل الشاشات.</w:t>
+      </w:r>
+    </w:p>
+    <w:p>
+      <w:pPr>
+        <w:pStyle w:val="ListeParagraf"/>
+        <w:numPr>
+          <w:ilvl w:val="0"/>
+          <w:numId w:val="1"/>
+        </w:numPr>
+        <w:bidi/>
+        <w:spacing w:after="60"/>
+        <w:jc w:val="both"/>
+      </w:pPr>
+      <w:r>
+        <w:rPr>
+          <w:rFonts w:ascii="Calibri" w:hAnsi="Calibri" w:cs="Arial"/>
+          <w:rtl/>
+          <w:sz w:val="24"/>
+          <w:szCs w:val="24"/>
+        </w:rPr>
+        <w:t xml:space="preserve">لا تستخدم أحبارًا أو مواد كيميائية بلا بطاقة أو غير واردة في القائمة المعتمدة.</w:t>
       </w:r>
     </w:p>
     <w:p>
@@ -1725,7 +2443,7 @@
           <w:sz w:val="24"/>
           <w:szCs w:val="24"/>
         </w:rPr>
-        <w:t xml:space="preserve">6. التغذية الراجعة والمتابعة</w:t>
+        <w:t xml:space="preserve">5. في حالة وجود مشكلة / طارئ</w:t>
       </w:r>
     </w:p>
     <w:p>
@@ -1743,10 +2461,326 @@
           <w:sz w:val="24"/>
           <w:szCs w:val="24"/>
         </w:rPr>
-        <w:t xml:space="preserve">يتابع مشرف الطباعة شهريًا نسبة عيوب الطباعة وحالات فشل الاختبارات واستهلاك الكيماويات. وتُراجع هذه التعليمات سنويًا أو عند تغيير الأحبار أو المعدات أو متطلبات العملاء.</w:t>
-      </w:r>
-    </w:p>
-    <w:p/>
+        <w:t xml:space="preserve">5.1. عند انسكاب مادة كيميائية استخدم طقم احتواء الانسكاب؛ وعند ملامسة الجلد أو العين اغسل لمدة 15 دقيقة على الأقل واستدعِ المسعف.</w:t>
+      </w:r>
+    </w:p>
+    <w:p>
+      <w:pPr>
+        <w:pStyle w:val="ListeParagraf"/>
+        <w:bidi/>
+        <w:spacing w:after="80"/>
+        <w:ind w:left="0" w:right="709"/>
+        <w:jc w:val="both"/>
+      </w:pPr>
+      <w:r>
+        <w:rPr>
+          <w:rFonts w:ascii="Calibri" w:hAnsi="Calibri" w:cs="Arial"/>
+          <w:rtl/>
+          <w:sz w:val="24"/>
+          <w:szCs w:val="24"/>
+        </w:rPr>
+        <w:t xml:space="preserve">5.2. عند حدوث حرق برّد المنطقة بماء نظيف وأبلغ عن الحادث؛ وعند نشوب حريق في المجفف اقطع الكهرباء ولا تستخدم أقرب طفاية إلا إذا كنت مدربًا.</w:t>
+      </w:r>
+    </w:p>
+    <w:p>
+      <w:pPr>
+        <w:pStyle w:val="ListeParagraf"/>
+        <w:bidi/>
+        <w:spacing w:after="80"/>
+        <w:ind w:left="0" w:right="709"/>
+        <w:jc w:val="both"/>
+      </w:pPr>
+      <w:r>
+        <w:rPr>
+          <w:rFonts w:ascii="Calibri" w:hAnsi="Calibri" w:cs="Arial"/>
+          <w:rtl/>
+          <w:sz w:val="24"/>
+          <w:szCs w:val="24"/>
+        </w:rPr>
+        <w:t xml:space="preserve">5.3. إذا فشلت نتائج اللون أو التثبيت أو الثبات أو الالتصاق، أوقف الطباعة واحجز اللوط المتأثر ووسمه "غير مطابق" وأبلغ المشرف ومفتش الجودة وضمان الجودة في اليوم نفسه.</w:t>
+      </w:r>
+    </w:p>
+    <w:p>
+      <w:pPr>
+        <w:pStyle w:val="ListeParagraf"/>
+        <w:bidi/>
+        <w:spacing w:after="80"/>
+        <w:ind w:left="0" w:right="709"/>
+        <w:jc w:val="both"/>
+      </w:pPr>
+      <w:r>
+        <w:rPr>
+          <w:rFonts w:ascii="Calibri" w:hAnsi="Calibri" w:cs="Arial"/>
+          <w:rtl/>
+          <w:sz w:val="24"/>
+          <w:szCs w:val="24"/>
+        </w:rPr>
+        <w:t xml:space="preserve">5.4. يُفتح الإجراء التصحيحي والوقائي (DOP): يبدأ تحليل السبب الجذري (5 لماذا أو مخطط عظم السمكة) خلال 24 ساعة ويشمل أسباب الحرارة والمدة ودفعة الحبر والشاشة؛ وفي حال كان السبب متعلقًا بالمواد يُطلب تقرير 8D من المورد. ولا يُغلق الإجراء قبل إضافة نتائج إعادة الاختبار ودليل الفعالية.</w:t>
+      </w:r>
+    </w:p>
+    <w:p>
+      <w:pPr>
+        <w:pStyle w:val="ListeParagraf"/>
+        <w:bidi/>
+        <w:spacing w:after="80"/>
+        <w:ind w:left="0" w:right="709"/>
+        <w:jc w:val="both"/>
+      </w:pPr>
+    </w:p>
+    <w:p>
+      <w:pPr>
+        <w:pStyle w:val="ListeParagraf"/>
+        <w:bidi/>
+        <w:spacing w:before="120" w:after="60"/>
+        <w:ind w:left="0" w:right="709"/>
+      </w:pPr>
+      <w:r>
+        <w:rPr>
+          <w:rFonts w:ascii="Calibri" w:hAnsi="Calibri" w:cs="Arial"/>
+          <w:b/>
+          <w:bCs/>
+          <w:rtl/>
+          <w:sz w:val="24"/>
+          <w:szCs w:val="24"/>
+        </w:rPr>
+        <w:t xml:space="preserve">6. الوثائق والسجلات ذات الصلة</w:t>
+      </w:r>
+    </w:p>
+    <w:p>
+      <w:pPr>
+        <w:pStyle w:val="ListeParagraf"/>
+        <w:numPr>
+          <w:ilvl w:val="0"/>
+          <w:numId w:val="1"/>
+        </w:numPr>
+        <w:bidi/>
+        <w:spacing w:after="60"/>
+        <w:jc w:val="both"/>
+      </w:pPr>
+      <w:r>
+        <w:rPr>
+          <w:rFonts w:ascii="Calibri" w:hAnsi="Calibri" w:cs="Arial"/>
+          <w:rtl/>
+          <w:sz w:val="24"/>
+          <w:szCs w:val="24"/>
+        </w:rPr>
+        <w:t xml:space="preserve">TLM-BAS-01 وTLM-BAS-02 (تعليمات الطباعة في نظام إدارة الجودة المدمجة في هذه التعليمات)</w:t>
+      </w:r>
+    </w:p>
+    <w:p>
+      <w:pPr>
+        <w:pStyle w:val="ListeParagraf"/>
+        <w:numPr>
+          <w:ilvl w:val="0"/>
+          <w:numId w:val="1"/>
+        </w:numPr>
+        <w:bidi/>
+        <w:spacing w:after="60"/>
+        <w:jc w:val="both"/>
+      </w:pPr>
+      <w:r>
+        <w:rPr>
+          <w:rFonts w:ascii="Calibri" w:hAnsi="Calibri" w:cs="Arial"/>
+          <w:rtl/>
+          <w:sz w:val="24"/>
+          <w:szCs w:val="24"/>
+        </w:rPr>
+        <w:t xml:space="preserve">أمر الطباعة وعينة الطباعة المعتمدة ووصفة الحبر</w:t>
+      </w:r>
+    </w:p>
+    <w:p>
+      <w:pPr>
+        <w:pStyle w:val="ListeParagraf"/>
+        <w:numPr>
+          <w:ilvl w:val="0"/>
+          <w:numId w:val="1"/>
+        </w:numPr>
+        <w:bidi/>
+        <w:spacing w:after="60"/>
+        <w:jc w:val="both"/>
+      </w:pPr>
+      <w:r>
+        <w:rPr>
+          <w:rFonts w:ascii="Calibri" w:hAnsi="Calibri" w:cs="Arial"/>
+          <w:rtl/>
+          <w:sz w:val="24"/>
+          <w:szCs w:val="24"/>
+        </w:rPr>
+        <w:t xml:space="preserve">EMS.QA.FRM.03.05 نموذج اعتماد الطباعة والتطريز؛ EMS.QA.FRM.03.04 نموذج مراقبة جودة الطباعة والتطريز</w:t>
+      </w:r>
+    </w:p>
+    <w:p>
+      <w:pPr>
+        <w:pStyle w:val="ListeParagraf"/>
+        <w:numPr>
+          <w:ilvl w:val="0"/>
+          <w:numId w:val="1"/>
+        </w:numPr>
+        <w:bidi/>
+        <w:spacing w:after="60"/>
+        <w:jc w:val="both"/>
+      </w:pPr>
+      <w:r>
+        <w:rPr>
+          <w:rFonts w:ascii="Calibri" w:hAnsi="Calibri" w:cs="Arial"/>
+          <w:rtl/>
+          <w:sz w:val="24"/>
+          <w:szCs w:val="24"/>
+        </w:rPr>
+        <w:t xml:space="preserve">سجلات حرارة المجفف واختبارات الثبات والالتصاق</w:t>
+      </w:r>
+    </w:p>
+    <w:p>
+      <w:pPr>
+        <w:pStyle w:val="ListeParagraf"/>
+        <w:numPr>
+          <w:ilvl w:val="0"/>
+          <w:numId w:val="1"/>
+        </w:numPr>
+        <w:bidi/>
+        <w:spacing w:after="60"/>
+        <w:jc w:val="both"/>
+      </w:pPr>
+      <w:r>
+        <w:rPr>
+          <w:rFonts w:ascii="Calibri" w:hAnsi="Calibri" w:cs="Arial"/>
+          <w:rtl/>
+          <w:sz w:val="24"/>
+          <w:szCs w:val="24"/>
+        </w:rPr>
+        <w:t xml:space="preserve">EMS.ÜR.PRO.05.08. إجراء الطباعة والتطريز</w:t>
+      </w:r>
+    </w:p>
+    <w:p>
+      <w:pPr>
+        <w:pStyle w:val="ListeParagraf"/>
+        <w:numPr>
+          <w:ilvl w:val="0"/>
+          <w:numId w:val="1"/>
+        </w:numPr>
+        <w:bidi/>
+        <w:spacing w:after="60"/>
+        <w:jc w:val="both"/>
+      </w:pPr>
+      <w:r>
+        <w:rPr>
+          <w:rFonts w:ascii="Calibri" w:hAnsi="Calibri" w:cs="Arial"/>
+          <w:rtl/>
+          <w:sz w:val="24"/>
+          <w:szCs w:val="24"/>
+        </w:rPr>
+        <w:t xml:space="preserve">EMS.ÜR.TL.05.10. تعليمات تحضير الشاشات وخلط أحبار الطباعة</w:t>
+      </w:r>
+    </w:p>
+    <w:p>
+      <w:pPr>
+        <w:pStyle w:val="ListeParagraf"/>
+        <w:numPr>
+          <w:ilvl w:val="0"/>
+          <w:numId w:val="1"/>
+        </w:numPr>
+        <w:bidi/>
+        <w:spacing w:after="60"/>
+        <w:jc w:val="both"/>
+      </w:pPr>
+      <w:r>
+        <w:rPr>
+          <w:rFonts w:ascii="Calibri" w:hAnsi="Calibri" w:cs="Arial"/>
+          <w:rtl/>
+          <w:sz w:val="24"/>
+          <w:szCs w:val="24"/>
+        </w:rPr>
+        <w:t xml:space="preserve">EMS.KM.TL.20.02. تعليمات وسم حاويات المواد الكيميائية</w:t>
+      </w:r>
+    </w:p>
+    <w:p>
+      <w:pPr>
+        <w:pStyle w:val="ListeParagraf"/>
+        <w:numPr>
+          <w:ilvl w:val="0"/>
+          <w:numId w:val="1"/>
+        </w:numPr>
+        <w:bidi/>
+        <w:spacing w:after="60"/>
+        <w:jc w:val="both"/>
+      </w:pPr>
+      <w:r>
+        <w:rPr>
+          <w:rFonts w:ascii="Calibri" w:hAnsi="Calibri" w:cs="Arial"/>
+          <w:rtl/>
+          <w:sz w:val="24"/>
+          <w:szCs w:val="24"/>
+        </w:rPr>
+        <w:t xml:space="preserve">EMS.KM.TL.20.03. تعليمات استخدام طقم احتواء انسكاب المواد الكيميائية</w:t>
+      </w:r>
+    </w:p>
+    <w:p>
+      <w:pPr>
+        <w:pStyle w:val="ListeParagraf"/>
+        <w:numPr>
+          <w:ilvl w:val="0"/>
+          <w:numId w:val="1"/>
+        </w:numPr>
+        <w:bidi/>
+        <w:spacing w:after="60"/>
+        <w:jc w:val="both"/>
+      </w:pPr>
+      <w:r>
+        <w:rPr>
+          <w:rFonts w:ascii="Calibri" w:hAnsi="Calibri" w:cs="Arial"/>
+          <w:rtl/>
+          <w:sz w:val="24"/>
+          <w:szCs w:val="24"/>
+        </w:rPr>
+        <w:t xml:space="preserve">تُحفظ السجلات لمدة 3 سنوات.</w:t>
+      </w:r>
+    </w:p>
+    <w:p>
+      <w:pPr>
+        <w:pStyle w:val="ListeParagraf"/>
+        <w:bidi/>
+        <w:spacing w:after="80"/>
+        <w:ind w:left="0" w:right="709"/>
+        <w:jc w:val="both"/>
+      </w:pPr>
+    </w:p>
+    <w:p>
+      <w:pPr>
+        <w:pStyle w:val="ListeParagraf"/>
+        <w:bidi/>
+        <w:spacing w:before="120" w:after="60"/>
+        <w:ind w:left="0" w:right="709"/>
+      </w:pPr>
+      <w:r>
+        <w:rPr>
+          <w:rFonts w:ascii="Calibri" w:hAnsi="Calibri" w:cs="Arial"/>
+          <w:b/>
+          <w:bCs/>
+          <w:rtl/>
+          <w:sz w:val="24"/>
+          <w:szCs w:val="24"/>
+        </w:rPr>
+        <w:t xml:space="preserve">7. التغذية الراجعة والمتابعة</w:t>
+      </w:r>
+    </w:p>
+    <w:p>
+      <w:pPr>
+        <w:pStyle w:val="ListeParagraf"/>
+        <w:bidi/>
+        <w:spacing w:after="80"/>
+        <w:ind w:left="0" w:right="709"/>
+        <w:jc w:val="both"/>
+      </w:pPr>
+      <w:r>
+        <w:rPr>
+          <w:rFonts w:ascii="Calibri" w:hAnsi="Calibri" w:cs="Arial"/>
+          <w:rtl/>
+          <w:sz w:val="24"/>
+          <w:szCs w:val="24"/>
+        </w:rPr>
+        <w:t xml:space="preserve">يتابع مشرف الطباعة شهريًا نسبة عيوب الطباعة (المستهدف ≤ 1%) ونسبة النجاح من المرة الأولى في اختبارات الثبات والالتصاق (المستهدف ≥ 98%) واستخدام المواد الكيميائية غير المطابقة (المستهدف 0) واستهلاك المواد الكيميائية. وتُغلق إجراءات DOP المفتوحة خلال 15 يومًا. وتُراجع هذه التعليمات سنويًا أو بعد أي تغيير في الأحبار أو المعدات أو متطلبات العميل.</w:t>
+      </w:r>
+    </w:p>
     <w:p>
       <w:pPr>
         <w:pStyle w:val="ListeParagraf"/>
@@ -2988,6 +4022,57 @@
     </w:tbl>
     <w:p>
       <w:pPr>
+        <w:pStyle w:val="ListeParagraf"/>
+        <w:spacing w:before="160" w:after="0"/>
+        <w:ind w:left="709"/>
+      </w:pPr>
+      <w:r>
+        <w:rPr>
+          <w:rFonts w:ascii="Calibri" w:hAnsi="Calibri" w:cs="Calibri"/>
+          <w:b/>
+          <w:bCs/>
+          <w:sz w:val="20"/>
+          <w:szCs w:val="20"/>
+        </w:rPr>
+        <w:t xml:space="preserve">Hazırlayan: Baskı ve Nakış Sorumlusu  ..........................</w:t>
+      </w:r>
+    </w:p>
+    <w:p>
+      <w:pPr>
+        <w:pStyle w:val="ListeParagraf"/>
+        <w:spacing w:before="40" w:after="0"/>
+        <w:ind w:left="709"/>
+      </w:pPr>
+      <w:r>
+        <w:rPr>
+          <w:rFonts w:ascii="Calibri" w:hAnsi="Calibri" w:cs="Calibri"/>
+          <w:b/>
+          <w:bCs/>
+          <w:sz w:val="20"/>
+          <w:szCs w:val="20"/>
+        </w:rPr>
+        <w:t xml:space="preserve">Kontrol: Üretim Müdürü  ..........................</w:t>
+      </w:r>
+    </w:p>
+    <w:p>
+      <w:pPr>
+        <w:pStyle w:val="ListeParagraf"/>
+        <w:spacing w:before="40" w:after="0"/>
+        <w:ind w:left="709"/>
+      </w:pPr>
+      <w:r>
+        <w:rPr>
+          <w:rFonts w:ascii="Calibri" w:hAnsi="Calibri" w:cs="Calibri"/>
+          <w:b/>
+          <w:bCs/>
+          <w:sz w:val="20"/>
+          <w:szCs w:val="20"/>
+        </w:rPr>
+        <w:t xml:space="preserve">Kalite Müdürü: ..........................    Fabrika Müdürü: ..........................</w:t>
+      </w:r>
+    </w:p>
+    <w:p>
+      <w:pPr>
         <w:spacing w:before="0" w:after="0" w:line="20" w:lineRule="exact"/>
         <w:rPr>
           <w:vanish/>
@@ -3528,7 +4613,7 @@
               <w:sz w:val="16"/>
               <w:szCs w:val="16"/>
             </w:rPr>
-            <w:t>0</w:t>
+            <w:t>1</w:t>
           </w:r>
         </w:p>
         <w:p>
@@ -3547,7 +4632,7 @@
               <w:sz w:val="16"/>
               <w:szCs w:val="16"/>
             </w:rPr>
-            <w:t>… / … / …</w:t>
+            <w:t>14.10.2026</w:t>
           </w:r>
         </w:p>
       </w:tc>

--- a/prosedurler/EMS.ÜR.TL.05.04. Printing Instruction.docx
+++ b/prosedurler/EMS.ÜR.TL.05.04. Printing Instruction.docx
@@ -32,7 +32,7 @@
           <w:sz w:val="24"/>
           <w:szCs w:val="24"/>
         </w:rPr>
-        <w:t xml:space="preserve">This instruction describes how artwork and the first sample are approved and how screen and heat-transfer printing is carried out, cured and checked at Eroglu Knitting (EMS), so that prints match the approved strike-off in colour, position and fastness, and printing chemicals are handled safely. It covers the topics of the QMS printing instructions TLM-BAS-01 (artwork and first sample approval) and TLM-BAS-02 (print temperature, time and pressure).</w:t>
+        <w:t xml:space="preserve">This instruction describes how artwork and the first sample are approved and how screen and heat-transfer printing is carried out, cured and checked at Eroglu Knitting (EMS), so that prints match the approved strike-off in colour, position and fastness, and printing chemicals are handled safely. It covers the topics of the QMS printing instructions EMS.ÜR.TL.05.04 (artwork and first sample approval) and EMS.ÜR.TL.05.04 (print temperature, time and pressure).</w:t>
       </w:r>
     </w:p>
     <w:p>
@@ -1116,7 +1116,7 @@
           <w:sz w:val="24"/>
           <w:szCs w:val="24"/>
         </w:rPr>
-        <w:t xml:space="preserve">TLM-BAS-01, TLM-BAS-02 (QMS printing instructions merged into this instruction)</w:t>
+        <w:t xml:space="preserve">EMS.ÜR.TL.05.04, EMS.ÜR.TL.05.04 (QMS printing instructions merged into this instruction)</w:t>
       </w:r>
     </w:p>
     <w:p>
@@ -1351,7 +1351,7 @@
           <w:sz w:val="24"/>
           <w:szCs w:val="24"/>
         </w:rPr>
-        <w:t xml:space="preserve">تصف هذه التعليمات كيفية اعتماد التصميم والعينة الأولى وكيفية تنفيذ الطباعة بالشاشة والطباعة بالنقل الحراري وتثبيتها وفحصها لدى شركة إيروغلو للتريكو (EMS)، بحيث تطابق المطبوعات عينة الطباعة المعتمدة من حيث اللون والموضع والثبات، وتُتداول مواد الطباعة الكيميائية بأمان. وتغطي موضوعات تعليمات الطباعة الواردة في نظام إدارة الجودة: TLM-BAS-01 (اعتماد التصميم والعينة الأولى) وTLM-BAS-02 (حرارة الطباعة ومدتها وضغطها).</w:t>
+        <w:t xml:space="preserve">تصف هذه التعليمات كيفية اعتماد التصميم والعينة الأولى وكيفية تنفيذ الطباعة بالشاشة والطباعة بالنقل الحراري وتثبيتها وفحصها لدى شركة إيروغلو للتريكو (EMS)، بحيث تطابق المطبوعات عينة الطباعة المعتمدة من حيث اللون والموضع والثبات، وتُتداول مواد الطباعة الكيميائية بأمان. وتغطي موضوعات تعليمات الطباعة الواردة في نظام إدارة الجودة: EMS.ÜR.TL.05.04 (اعتماد التصميم والعينة الأولى) وTLM-BAS-02 (حرارة الطباعة ومدتها وضغطها).</w:t>
       </w:r>
     </w:p>
     <w:p>
@@ -2564,7 +2564,7 @@
           <w:sz w:val="24"/>
           <w:szCs w:val="24"/>
         </w:rPr>
-        <w:t xml:space="preserve">TLM-BAS-01 وTLM-BAS-02 (تعليمات الطباعة في نظام إدارة الجودة المدمجة في هذه التعليمات)</w:t>
+        <w:t xml:space="preserve">EMS.ÜR.TL.05.04 وTLM-BAS-02 (تعليمات الطباعة في نظام إدارة الجودة المدمجة في هذه التعليمات)</w:t>
       </w:r>
     </w:p>
     <w:p>

--- a/prosedurler/EMS.ÜR.TL.05.04. Printing Instruction.docx
+++ b/prosedurler/EMS.ÜR.TL.05.04. Printing Instruction.docx
@@ -1351,7 +1351,7 @@
           <w:sz w:val="24"/>
           <w:szCs w:val="24"/>
         </w:rPr>
-        <w:t xml:space="preserve">تصف هذه التعليمات كيفية اعتماد التصميم والعينة الأولى وكيفية تنفيذ الطباعة بالشاشة والطباعة بالنقل الحراري وتثبيتها وفحصها لدى شركة إيروغلو للتريكو (EMS)، بحيث تطابق المطبوعات عينة الطباعة المعتمدة من حيث اللون والموضع والثبات، وتُتداول مواد الطباعة الكيميائية بأمان. وتغطي موضوعات تعليمات الطباعة الواردة في نظام إدارة الجودة: EMS.ÜR.TL.05.04 (اعتماد التصميم والعينة الأولى) وTLM-BAS-02 (حرارة الطباعة ومدتها وضغطها).</w:t>
+        <w:t xml:space="preserve">تصف هذه التعليمات كيفية اعتماد التصميم والعينة الأولى وكيفية تنفيذ الطباعة بالشاشة والطباعة بالنقل الحراري وتثبيتها وفحصها لدى شركة إيروغلو للتريكو (EMS)، بحيث تطابق المطبوعات عينة الطباعة المعتمدة من حيث اللون والموضع والثبات، وتُتداول مواد الطباعة الكيميائية بأمان. وتغطي موضوعات تعليمات الطباعة الواردة في نظام إدارة الجودة: EMS.ÜR.TL.05.04 (اعتماد التصميم والعينة الأولى) وEMS.ÜR.TL.05.04 (حرارة الطباعة ومدتها وضغطها).</w:t>
       </w:r>
     </w:p>
     <w:p>
@@ -2564,7 +2564,7 @@
           <w:sz w:val="24"/>
           <w:szCs w:val="24"/>
         </w:rPr>
-        <w:t xml:space="preserve">EMS.ÜR.TL.05.04 وTLM-BAS-02 (تعليمات الطباعة في نظام إدارة الجودة المدمجة في هذه التعليمات)</w:t>
+        <w:t xml:space="preserve">EMS.ÜR.TL.05.04 وEMS.ÜR.TL.05.04 (تعليمات الطباعة في نظام إدارة الجودة المدمجة في هذه التعليمات)</w:t>
       </w:r>
     </w:p>
     <w:p>
